--- a/Learning/new Input System/new Input System.docx
+++ b/Learning/new Input System/new Input System.docx
@@ -1,6 +1,6 @@
 
 <file path=word/document.xml><?xml version="1.0" encoding="utf-8"?>
-<w:document xmlns:wpc="http://schemas.microsoft.com/office/word/2010/wordprocessingCanvas" xmlns:cx="http://schemas.microsoft.com/office/drawing/2014/chartex" xmlns:cx1="http://schemas.microsoft.com/office/drawing/2015/9/8/chartex" xmlns:cx2="http://schemas.microsoft.com/office/drawing/2015/10/21/chartex" xmlns:cx3="http://schemas.microsoft.com/office/drawing/2016/5/9/chartex" xmlns:cx4="http://schemas.microsoft.com/office/drawing/2016/5/10/chartex" xmlns:cx5="http://schemas.microsoft.com/office/drawing/2016/5/11/chartex" xmlns:cx6="http://schemas.microsoft.com/office/drawing/2016/5/12/chartex" xmlns:cx7="http://schemas.microsoft.com/office/drawing/2016/5/13/chartex" xmlns:cx8="http://schemas.microsoft.com/office/drawing/2016/5/14/chartex" xmlns:mc="http://schemas.openxmlformats.org/markup-compatibility/2006" xmlns:aink="http://schemas.microsoft.com/office/drawing/2016/ink" xmlns:am3d="http://schemas.microsoft.com/office/drawing/2017/model3d" xmlns:o="urn:schemas-microsoft-com:office:office" xmlns:r="http://schemas.openxmlformats.org/officeDocument/2006/relationships" xmlns:m="http://schemas.openxmlformats.org/officeDocument/2006/math" xmlns:v="urn:schemas-microsoft-com:vml" xmlns:wp14="http://schemas.microsoft.com/office/word/2010/wordprocessingDrawing" xmlns:wp="http://schemas.openxmlformats.org/drawingml/2006/wordprocessingDrawing" xmlns:w10="urn:schemas-microsoft-com:office:word" xmlns:w="http://schemas.openxmlformats.org/wordprocessingml/2006/main" xmlns:w14="http://schemas.microsoft.com/office/word/2010/wordml" xmlns:w15="http://schemas.microsoft.com/office/word/2012/wordml" xmlns:w16cex="http://schemas.microsoft.com/office/word/2018/wordml/cex" xmlns:w16cid="http://schemas.microsoft.com/office/word/2016/wordml/cid" xmlns:w16="http://schemas.microsoft.com/office/word/2018/wordml" xmlns:w16sdtdh="http://schemas.microsoft.com/office/word/2020/wordml/sdtdatahash" xmlns:w16se="http://schemas.microsoft.com/office/word/2015/wordml/symex" xmlns:wpg="http://schemas.microsoft.com/office/word/2010/wordprocessingGroup" xmlns:wpi="http://schemas.microsoft.com/office/word/2010/wordprocessingInk" xmlns:wne="http://schemas.microsoft.com/office/word/2006/wordml" xmlns:wps="http://schemas.microsoft.com/office/word/2010/wordprocessingShape" mc:Ignorable="w14 w15 w16se w16cid w16 w16cex w16sdtdh wp14">
+<w:document xmlns:wpc="http://schemas.microsoft.com/office/word/2010/wordprocessingCanvas" xmlns:cx="http://schemas.microsoft.com/office/drawing/2014/chartex" xmlns:cx1="http://schemas.microsoft.com/office/drawing/2015/9/8/chartex" xmlns:cx2="http://schemas.microsoft.com/office/drawing/2015/10/21/chartex" xmlns:cx3="http://schemas.microsoft.com/office/drawing/2016/5/9/chartex" xmlns:cx4="http://schemas.microsoft.com/office/drawing/2016/5/10/chartex" xmlns:cx5="http://schemas.microsoft.com/office/drawing/2016/5/11/chartex" xmlns:cx6="http://schemas.microsoft.com/office/drawing/2016/5/12/chartex" xmlns:cx7="http://schemas.microsoft.com/office/drawing/2016/5/13/chartex" xmlns:cx8="http://schemas.microsoft.com/office/drawing/2016/5/14/chartex" xmlns:mc="http://schemas.openxmlformats.org/markup-compatibility/2006" xmlns:aink="http://schemas.microsoft.com/office/drawing/2016/ink" xmlns:am3d="http://schemas.microsoft.com/office/drawing/2017/model3d" xmlns:o="urn:schemas-microsoft-com:office:office" xmlns:r="http://schemas.openxmlformats.org/officeDocument/2006/relationships" xmlns:m="http://schemas.openxmlformats.org/officeDocument/2006/math" xmlns:v="urn:schemas-microsoft-com:vml" xmlns:wp14="http://schemas.microsoft.com/office/word/2010/wordprocessingDrawing" xmlns:wp="http://schemas.openxmlformats.org/drawingml/2006/wordprocessingDrawing" xmlns:w10="urn:schemas-microsoft-com:office:word" xmlns:w="http://schemas.openxmlformats.org/wordprocessingml/2006/main" xmlns:w14="http://schemas.microsoft.com/office/word/2010/wordml" xmlns:w15="http://schemas.microsoft.com/office/word/2012/wordml" xmlns:w16cid="http://schemas.microsoft.com/office/word/2016/wordml/cid" xmlns:w16se="http://schemas.microsoft.com/office/word/2015/wordml/symex" xmlns:wpg="http://schemas.microsoft.com/office/word/2010/wordprocessingGroup" xmlns:wpi="http://schemas.microsoft.com/office/word/2010/wordprocessingInk" xmlns:wne="http://schemas.microsoft.com/office/word/2006/wordml" xmlns:wps="http://schemas.microsoft.com/office/word/2010/wordprocessingShape" mc:Ignorable="w14 w15 w16se w16cid wp14">
   <w:body>
     <w:p>
       <w:pPr>
@@ -79,6 +79,14 @@
         <w:t>命名</w:t>
       </w:r>
     </w:p>
+    <w:p/>
+    <w:p>
+      <w:pPr>
+        <w:rPr>
+          <w:rFonts w:hint="eastAsia"/>
+        </w:rPr>
+      </w:pPr>
+    </w:p>
     <w:p>
       <w:r>
         <w:rPr>
@@ -323,9 +331,6 @@
     <w:p>
       <w:pPr>
         <w:ind w:firstLine="420"/>
-        <w:rPr>
-          <w:rFonts w:hint="eastAsia"/>
-        </w:rPr>
       </w:pPr>
       <w:r>
         <w:rPr>
@@ -333,6 +338,7 @@
         </w:rPr>
         <w:t>③</w:t>
       </w:r>
+      <w:proofErr w:type="spellStart"/>
       <w:r>
         <w:rPr>
           <w:rFonts w:hint="eastAsia"/>
@@ -348,6 +354,7 @@
         </w:rPr>
         <w:t>hrough</w:t>
       </w:r>
+      <w:proofErr w:type="spellEnd"/>
       <w:r>
         <w:rPr>
           <w:rFonts w:hint="eastAsia"/>
@@ -530,8 +537,13 @@
       <w:pPr>
         <w:ind w:left="420" w:firstLine="420"/>
       </w:pPr>
-      <w:r>
-        <w:t>action.IsPressed();</w:t>
+      <w:proofErr w:type="spellStart"/>
+      <w:r>
+        <w:t>action.IsPressed</w:t>
+      </w:r>
+      <w:proofErr w:type="spellEnd"/>
+      <w:r>
+        <w:t>();</w:t>
       </w:r>
       <w:r>
         <w:tab/>
@@ -556,12 +568,16 @@
     <w:p>
       <w:pPr>
         <w:ind w:leftChars="150" w:left="420" w:firstLine="420"/>
-        <w:rPr>
-          <w:rFonts w:hint="eastAsia"/>
-        </w:rPr>
-      </w:pPr>
-      <w:r>
-        <w:t>action.WasPressedThisFrame();</w:t>
+      </w:pPr>
+      <w:proofErr w:type="spellStart"/>
+      <w:proofErr w:type="gramStart"/>
+      <w:r>
+        <w:t>action.WasPressedThisFrame</w:t>
+      </w:r>
+      <w:proofErr w:type="spellEnd"/>
+      <w:proofErr w:type="gramEnd"/>
+      <w:r>
+        <w:t>();</w:t>
       </w:r>
       <w:r>
         <w:tab/>
@@ -581,8 +597,13 @@
       <w:pPr>
         <w:ind w:leftChars="150" w:left="420" w:firstLine="420"/>
       </w:pPr>
-      <w:r>
-        <w:t>action.WasReleasedThisFrame();</w:t>
+      <w:proofErr w:type="spellStart"/>
+      <w:r>
+        <w:t>action.WasReleasedThisFrame</w:t>
+      </w:r>
+      <w:proofErr w:type="spellEnd"/>
+      <w:r>
+        <w:t>();</w:t>
       </w:r>
       <w:r>
         <w:tab/>
@@ -605,6 +626,7 @@
       <w:pPr>
         <w:ind w:leftChars="300" w:left="840"/>
       </w:pPr>
+      <w:proofErr w:type="spellStart"/>
       <w:r>
         <w:rPr>
           <w:rFonts w:hint="eastAsia"/>
@@ -615,7 +637,19 @@
         <w:t>.</w:t>
       </w:r>
       <w:r>
-        <w:t>performed += lambdaName =&gt; {}</w:t>
+        <w:t>performed</w:t>
+      </w:r>
+      <w:proofErr w:type="spellEnd"/>
+      <w:r>
+        <w:t xml:space="preserve"> += </w:t>
+      </w:r>
+      <w:proofErr w:type="spellStart"/>
+      <w:r>
+        <w:t>lambdaName</w:t>
+      </w:r>
+      <w:proofErr w:type="spellEnd"/>
+      <w:r>
+        <w:t xml:space="preserve"> =&gt; {}</w:t>
       </w:r>
       <w:r>
         <w:tab/>
@@ -639,7 +673,14 @@
         <w:rPr>
           <w:rFonts w:hint="eastAsia"/>
         </w:rPr>
-        <w:t>、短按、按住等，取决于</w:t>
+        <w:t>、短</w:t>
+      </w:r>
+      <w:r>
+        <w:rPr>
+          <w:rFonts w:hint="eastAsia"/>
+        </w:rPr>
+        <w:lastRenderedPageBreak/>
+        <w:t>按、按住等，取决于</w:t>
       </w:r>
       <w:r>
         <w:rPr>
@@ -752,7 +793,6 @@
         <w:rPr>
           <w:rFonts w:hint="eastAsia"/>
         </w:rPr>
-        <w:lastRenderedPageBreak/>
         <w:t>lambda</w:t>
       </w:r>
       <w:r>
@@ -833,13 +873,7 @@
         <w:rPr>
           <w:rFonts w:hint="eastAsia"/>
         </w:rPr>
-        <w:t>。</w:t>
-      </w:r>
-      <w:r>
-        <w:rPr>
-          <w:rFonts w:hint="eastAsia"/>
-        </w:rPr>
-        <w:t>以类似</w:t>
+        <w:t>。以类似</w:t>
       </w:r>
       <w:r>
         <w:rPr>
@@ -863,25 +897,61 @@
         <w:t>∈</w:t>
       </w:r>
       <w:r>
+        <w:t xml:space="preserve">[-1,1] </w:t>
+      </w:r>
+      <w:r>
+        <w:rPr>
+          <w:rFonts w:hint="eastAsia"/>
+        </w:rPr>
+        <w:t>为输出，如果你只想它以</w:t>
+      </w:r>
+      <w:r>
+        <w:rPr>
+          <w:rFonts w:hint="eastAsia"/>
+        </w:rPr>
         <w:t>[</w:t>
       </w:r>
       <w:r>
-        <w:t>-1</w:t>
-      </w:r>
-      <w:r>
-        <w:t xml:space="preserve">,1] </w:t>
-      </w:r>
-      <w:r>
-        <w:rPr>
-          <w:rFonts w:hint="eastAsia"/>
-        </w:rPr>
-        <w:t>为输出</w:t>
-      </w:r>
-      <w:r>
-        <w:rPr>
-          <w:rFonts w:hint="eastAsia"/>
-        </w:rPr>
-        <w:t>，如果你只想它以</w:t>
+        <w:t>0,1]</w:t>
+      </w:r>
+      <w:r>
+        <w:rPr>
+          <w:rFonts w:hint="eastAsia"/>
+        </w:rPr>
+        <w:t>为输出，可以在</w:t>
+      </w:r>
+      <w:r>
+        <w:rPr>
+          <w:rFonts w:hint="eastAsia"/>
+        </w:rPr>
+        <w:t>Action</w:t>
+      </w:r>
+      <w:r>
+        <w:t xml:space="preserve"> P</w:t>
+      </w:r>
+      <w:r>
+        <w:rPr>
+          <w:rFonts w:hint="eastAsia"/>
+        </w:rPr>
+        <w:t>roperties</w:t>
+      </w:r>
+      <w:r>
+        <w:t>-&gt;Processors</w:t>
+      </w:r>
+      <w:r>
+        <w:rPr>
+          <w:rFonts w:hint="eastAsia"/>
+        </w:rPr>
+        <w:t>中添加输出的映射规则，从上到下会依次触发，如使用</w:t>
+      </w:r>
+      <w:r>
+        <w:t>Clamp</w:t>
+      </w:r>
+      <w:r>
+        <w:rPr>
+          <w:rFonts w:hint="eastAsia"/>
+        </w:rPr>
+        <w:t>，把数值限制到</w:t>
       </w:r>
       <w:r>
         <w:rPr>
@@ -896,41 +966,19 @@
         <w:rPr>
           <w:rFonts w:hint="eastAsia"/>
         </w:rPr>
-        <w:t>为输出，可以在</w:t>
-      </w:r>
-      <w:r>
-        <w:rPr>
-          <w:rFonts w:hint="eastAsia"/>
-        </w:rPr>
-        <w:t>Action</w:t>
-      </w:r>
-      <w:r>
-        <w:t xml:space="preserve"> P</w:t>
-      </w:r>
-      <w:r>
-        <w:rPr>
-          <w:rFonts w:hint="eastAsia"/>
-        </w:rPr>
-        <w:t>roperties</w:t>
-      </w:r>
-      <w:r>
-        <w:t>-&gt;Processors</w:t>
-      </w:r>
-      <w:r>
-        <w:rPr>
-          <w:rFonts w:hint="eastAsia"/>
-        </w:rPr>
-        <w:t>中添加输出的映射规则，从上到下会依次触发，如使用</w:t>
-      </w:r>
-      <w:r>
-        <w:t>Clamp</w:t>
-      </w:r>
-      <w:r>
-        <w:rPr>
-          <w:rFonts w:hint="eastAsia"/>
-        </w:rPr>
-        <w:t>，把数值限制到</w:t>
-      </w:r>
+        <w:t>，就可以只读取正输入</w:t>
+      </w:r>
+      <w:r>
+        <w:rPr>
+          <w:rFonts w:hint="eastAsia"/>
+        </w:rPr>
+        <w:t>；</w:t>
+      </w:r>
+    </w:p>
+    <w:p>
+      <w:pPr>
+        <w:ind w:left="420"/>
+      </w:pPr>
       <w:r>
         <w:rPr>
           <w:rFonts w:hint="eastAsia"/>
@@ -938,19 +986,10 @@
         <w:t>[</w:t>
       </w:r>
       <w:r>
-        <w:t>0,1]</w:t>
-      </w:r>
-      <w:r>
-        <w:rPr>
-          <w:rFonts w:hint="eastAsia"/>
-        </w:rPr>
-        <w:t>，就可以只读取正输入</w:t>
-      </w:r>
-      <w:r>
-        <w:rPr>
-          <w:rFonts w:hint="eastAsia"/>
-        </w:rPr>
-        <w:t>；</w:t>
+        <w:rPr>
+          <w:rFonts w:hint="eastAsia"/>
+        </w:rPr>
+        <w:t>读取：</w:t>
       </w:r>
     </w:p>
     <w:p>
@@ -958,30 +997,18 @@
         <w:ind w:left="420"/>
       </w:pPr>
       <w:r>
-        <w:rPr>
-          <w:rFonts w:hint="eastAsia"/>
-        </w:rPr>
-        <w:t>[</w:t>
-      </w:r>
-      <w:r>
-        <w:rPr>
-          <w:rFonts w:hint="eastAsia"/>
-        </w:rPr>
-        <w:t>读取：</w:t>
-      </w:r>
-    </w:p>
-    <w:p>
-      <w:pPr>
-        <w:ind w:left="420"/>
-        <w:rPr>
-          <w:rFonts w:hint="eastAsia"/>
-        </w:rPr>
-      </w:pPr>
-      <w:r>
         <w:tab/>
       </w:r>
       <w:r>
-        <w:t>float value = action.ReadValue&lt;float&gt;();</w:t>
+        <w:t xml:space="preserve">float value = </w:t>
+      </w:r>
+      <w:proofErr w:type="spellStart"/>
+      <w:r>
+        <w:t>action.ReadValue</w:t>
+      </w:r>
+      <w:proofErr w:type="spellEnd"/>
+      <w:r>
+        <w:t>&lt;float&gt;();</w:t>
       </w:r>
       <w:r>
         <w:tab/>
@@ -1033,8 +1060,13 @@
         </w:rPr>
         <w:t>(</w:t>
       </w:r>
-      <w:r>
-        <w:t>x,y)</w:t>
+      <w:proofErr w:type="spellStart"/>
+      <w:r>
+        <w:t>x,y</w:t>
+      </w:r>
+      <w:proofErr w:type="spellEnd"/>
+      <w:r>
+        <w:t>)</w:t>
       </w:r>
       <w:r>
         <w:rPr>
@@ -1049,8 +1081,13 @@
         <w:t>f</w:t>
       </w:r>
       <w:r>
-        <w:t>loat x,y</w:t>
-      </w:r>
+        <w:t xml:space="preserve">loat </w:t>
+      </w:r>
+      <w:proofErr w:type="spellStart"/>
+      <w:r>
+        <w:t>x,y</w:t>
+      </w:r>
+      <w:proofErr w:type="spellEnd"/>
       <w:r>
         <w:rPr>
           <w:rFonts w:ascii="Cambria Math" w:hAnsi="Cambria Math" w:cs="Cambria Math" w:hint="eastAsia"/>
@@ -1070,13 +1107,7 @@
         <w:rPr>
           <w:rFonts w:hint="eastAsia"/>
         </w:rPr>
-        <w:t>为输出</w:t>
-      </w:r>
-      <w:r>
-        <w:rPr>
-          <w:rFonts w:hint="eastAsia"/>
-        </w:rPr>
-        <w:t>。适用于大多数的角色移动、视角移动、鼠标移动的情况；</w:t>
+        <w:t>为输出。适用于大多数的角色移动、视角移动、鼠标移动的情况；</w:t>
       </w:r>
     </w:p>
     <w:p>
@@ -1099,23 +1130,27 @@
     <w:p>
       <w:pPr>
         <w:ind w:left="420"/>
-        <w:rPr>
-          <w:rFonts w:hint="eastAsia"/>
-        </w:rPr>
       </w:pPr>
       <w:r>
         <w:tab/>
       </w:r>
       <w:r>
-        <w:t>Vector2 value = action.ReadValue&lt;Vector2&gt;();</w:t>
+        <w:t xml:space="preserve">Vector2 value = </w:t>
+      </w:r>
+      <w:proofErr w:type="spellStart"/>
+      <w:proofErr w:type="gramStart"/>
+      <w:r>
+        <w:t>action.ReadValue</w:t>
+      </w:r>
+      <w:proofErr w:type="spellEnd"/>
+      <w:proofErr w:type="gramEnd"/>
+      <w:r>
+        <w:t>&lt;Vector2&gt;();</w:t>
       </w:r>
     </w:p>
     <w:p>
       <w:pPr>
         <w:ind w:left="420"/>
-        <w:rPr>
-          <w:rFonts w:hint="eastAsia"/>
-        </w:rPr>
       </w:pPr>
       <w:r>
         <w:t>]</w:t>
@@ -1124,9 +1159,6 @@
     <w:p>
       <w:pPr>
         <w:ind w:left="420"/>
-        <w:rPr>
-          <w:rFonts w:hint="eastAsia"/>
-        </w:rPr>
       </w:pPr>
       <w:r>
         <w:rPr>
@@ -1172,6 +1204,26 @@
       </w:r>
     </w:p>
     <w:p>
+      <w:r>
+        <w:rPr>
+          <w:rFonts w:hint="eastAsia"/>
+        </w:rPr>
+        <w:t>（</w:t>
+      </w:r>
+      <w:r>
+        <w:rPr>
+          <w:rFonts w:hint="eastAsia"/>
+        </w:rPr>
+        <w:t>3</w:t>
+      </w:r>
+      <w:r>
+        <w:rPr>
+          <w:rFonts w:hint="eastAsia"/>
+        </w:rPr>
+        <w:t>）输入绑定</w:t>
+      </w:r>
+    </w:p>
+    <w:p>
       <w:pPr>
         <w:rPr>
           <w:rFonts w:hint="eastAsia"/>
@@ -1179,6 +1231,319 @@
       </w:pPr>
       <w:r>
         <w:tab/>
+        <w:t>B</w:t>
+      </w:r>
+      <w:r>
+        <w:rPr>
+          <w:rFonts w:hint="eastAsia"/>
+        </w:rPr>
+        <w:t>inding</w:t>
+      </w:r>
+      <w:r>
+        <w:rPr>
+          <w:rFonts w:hint="eastAsia"/>
+        </w:rPr>
+        <w:t>就是输入对应的绑定，如移动的</w:t>
+      </w:r>
+      <w:r>
+        <w:rPr>
+          <w:rFonts w:hint="eastAsia"/>
+        </w:rPr>
+        <w:t>Up</w:t>
+      </w:r>
+      <w:r>
+        <w:rPr>
+          <w:rFonts w:hint="eastAsia"/>
+        </w:rPr>
+        <w:t>绑定</w:t>
+      </w:r>
+      <w:r>
+        <w:rPr>
+          <w:rFonts w:hint="eastAsia"/>
+        </w:rPr>
+        <w:t xml:space="preserve"> W</w:t>
+      </w:r>
+      <w:r>
+        <w:t>[K</w:t>
+      </w:r>
+      <w:r>
+        <w:rPr>
+          <w:rFonts w:hint="eastAsia"/>
+        </w:rPr>
+        <w:t>eyboard</w:t>
+      </w:r>
+      <w:r>
+        <w:t>]</w:t>
+      </w:r>
+    </w:p>
+    <w:p>
+      <w:pPr>
+        <w:ind w:left="420"/>
+        <w:rPr>
+          <w:rFonts w:hint="eastAsia"/>
+        </w:rPr>
+      </w:pPr>
+    </w:p>
+    <w:p>
+      <w:pPr>
+        <w:rPr>
+          <w:rFonts w:hint="eastAsia"/>
+        </w:rPr>
+      </w:pPr>
+      <w:r>
+        <w:rPr>
+          <w:rFonts w:hint="eastAsia"/>
+        </w:rPr>
+        <w:lastRenderedPageBreak/>
+        <w:t>3</w:t>
+      </w:r>
+      <w:r>
+        <w:t>.</w:t>
+      </w:r>
+      <w:r>
+        <w:rPr>
+          <w:rFonts w:hint="eastAsia"/>
+        </w:rPr>
+        <w:t>使用</w:t>
+      </w:r>
+    </w:p>
+    <w:p>
+      <w:r>
+        <w:rPr>
+          <w:rFonts w:hint="eastAsia"/>
+        </w:rPr>
+        <w:t>（</w:t>
+      </w:r>
+      <w:r>
+        <w:t>1</w:t>
+      </w:r>
+      <w:r>
+        <w:rPr>
+          <w:rFonts w:hint="eastAsia"/>
+        </w:rPr>
+        <w:t>）</w:t>
+      </w:r>
+      <w:r>
+        <w:rPr>
+          <w:rFonts w:hint="eastAsia"/>
+        </w:rPr>
+        <w:t>实例化</w:t>
+      </w:r>
+    </w:p>
+    <w:p>
+      <w:r>
+        <w:t>private &lt;</w:t>
+      </w:r>
+      <w:proofErr w:type="spellStart"/>
+      <w:r>
+        <w:t>InputActionsName</w:t>
+      </w:r>
+      <w:proofErr w:type="spellEnd"/>
+      <w:r>
+        <w:t xml:space="preserve">&gt; </w:t>
+      </w:r>
+      <w:proofErr w:type="spellStart"/>
+      <w:r>
+        <w:t>inputActions</w:t>
+      </w:r>
+      <w:proofErr w:type="spellEnd"/>
+      <w:r>
+        <w:t>;</w:t>
+      </w:r>
+      <w:r>
+        <w:tab/>
+        <w:t>//</w:t>
+      </w:r>
+      <w:r>
+        <w:t>&lt;</w:t>
+      </w:r>
+      <w:proofErr w:type="spellStart"/>
+      <w:r>
+        <w:t>InputActionsName</w:t>
+      </w:r>
+      <w:proofErr w:type="spellEnd"/>
+      <w:r>
+        <w:t>&gt;</w:t>
+      </w:r>
+      <w:r>
+        <w:rPr>
+          <w:rFonts w:hint="eastAsia"/>
+        </w:rPr>
+        <w:t>即创建的</w:t>
+      </w:r>
+      <w:r>
+        <w:rPr>
+          <w:rFonts w:hint="eastAsia"/>
+        </w:rPr>
+        <w:t>I</w:t>
+      </w:r>
+      <w:r>
+        <w:t>nput Actions</w:t>
+      </w:r>
+      <w:r>
+        <w:rPr>
+          <w:rFonts w:hint="eastAsia"/>
+        </w:rPr>
+        <w:t>的名称</w:t>
+      </w:r>
+    </w:p>
+    <w:p>
+      <w:r>
+        <w:rPr>
+          <w:rFonts w:hint="eastAsia"/>
+        </w:rPr>
+        <w:t>初始化方法</w:t>
+      </w:r>
+    </w:p>
+    <w:p>
+      <w:r>
+        <w:rPr>
+          <w:rFonts w:hint="eastAsia"/>
+        </w:rPr>
+        <w:t>①</w:t>
+      </w:r>
+      <w:r>
+        <w:t>private &lt;</w:t>
+      </w:r>
+      <w:proofErr w:type="spellStart"/>
+      <w:r>
+        <w:t>InputActionsName</w:t>
+      </w:r>
+      <w:proofErr w:type="spellEnd"/>
+      <w:r>
+        <w:t xml:space="preserve">&gt; </w:t>
+      </w:r>
+      <w:proofErr w:type="spellStart"/>
+      <w:r>
+        <w:t>inputActions</w:t>
+      </w:r>
+      <w:proofErr w:type="spellEnd"/>
+      <w:r>
+        <w:t xml:space="preserve"> </w:t>
+      </w:r>
+      <w:r>
+        <w:t>= &lt;</w:t>
+      </w:r>
+      <w:proofErr w:type="spellStart"/>
+      <w:r>
+        <w:t>InputActionsName</w:t>
+      </w:r>
+      <w:proofErr w:type="spellEnd"/>
+      <w:r>
+        <w:t>&gt;();</w:t>
+      </w:r>
+    </w:p>
+    <w:p>
+      <w:pPr>
+        <w:rPr>
+          <w:rFonts w:hint="eastAsia"/>
+        </w:rPr>
+      </w:pPr>
+      <w:r>
+        <w:rPr>
+          <w:rFonts w:hint="eastAsia"/>
+        </w:rPr>
+        <w:t>②</w:t>
+      </w:r>
+      <w:r>
+        <w:t>private &lt;</w:t>
+      </w:r>
+      <w:proofErr w:type="spellStart"/>
+      <w:r>
+        <w:t>InputActionsName</w:t>
+      </w:r>
+      <w:proofErr w:type="spellEnd"/>
+      <w:r>
+        <w:t xml:space="preserve">&gt; </w:t>
+      </w:r>
+      <w:proofErr w:type="spellStart"/>
+      <w:r>
+        <w:t>inputActions</w:t>
+      </w:r>
+      <w:proofErr w:type="spellEnd"/>
+      <w:r>
+        <w:t>;</w:t>
+      </w:r>
+    </w:p>
+    <w:p>
+      <w:r>
+        <w:rPr>
+          <w:rFonts w:hint="eastAsia"/>
+        </w:rPr>
+        <w:t>p</w:t>
+      </w:r>
+      <w:r>
+        <w:t>rivate void Awake</w:t>
+      </w:r>
+      <w:r>
+        <w:t>/S</w:t>
+      </w:r>
+      <w:r>
+        <w:rPr>
+          <w:rFonts w:hint="eastAsia"/>
+        </w:rPr>
+        <w:t>tart</w:t>
+      </w:r>
+      <w:bookmarkStart w:id="0" w:name="_GoBack"/>
+      <w:bookmarkEnd w:id="0"/>
+      <w:r>
+        <w:t>()</w:t>
+      </w:r>
+      <w:r>
+        <w:rPr>
+          <w:rFonts w:hint="eastAsia"/>
+        </w:rPr>
+        <w:t>{</w:t>
+      </w:r>
+      <w:r>
+        <w:t xml:space="preserve"> </w:t>
+      </w:r>
+      <w:proofErr w:type="spellStart"/>
+      <w:r>
+        <w:t>inputActions</w:t>
+      </w:r>
+      <w:proofErr w:type="spellEnd"/>
+      <w:r>
+        <w:t xml:space="preserve"> =</w:t>
+      </w:r>
+      <w:r>
+        <w:t xml:space="preserve"> </w:t>
+      </w:r>
+      <w:r>
+        <w:t>&lt;</w:t>
+      </w:r>
+      <w:proofErr w:type="spellStart"/>
+      <w:r>
+        <w:t>InputActionsName</w:t>
+      </w:r>
+      <w:proofErr w:type="spellEnd"/>
+      <w:r>
+        <w:t>&gt;();</w:t>
+      </w:r>
+    </w:p>
+    <w:p>
+      <w:pPr>
+        <w:rPr>
+          <w:rFonts w:hint="eastAsia"/>
+        </w:rPr>
+      </w:pPr>
+      <w:r>
+        <w:rPr>
+          <w:rFonts w:hint="eastAsia"/>
+        </w:rPr>
+        <w:t>（</w:t>
+      </w:r>
+      <w:r>
+        <w:rPr>
+          <w:rFonts w:hint="eastAsia"/>
+        </w:rPr>
+        <w:t>2</w:t>
+      </w:r>
+      <w:r>
+        <w:rPr>
+          <w:rFonts w:hint="eastAsia"/>
+        </w:rPr>
+        <w:t>）</w:t>
       </w:r>
     </w:p>
     <w:sectPr>
@@ -1192,7 +1557,7 @@
 </file>
 
 <file path=word/endnotes.xml><?xml version="1.0" encoding="utf-8"?>
-<w:endnotes xmlns:wpc="http://schemas.microsoft.com/office/word/2010/wordprocessingCanvas" xmlns:cx="http://schemas.microsoft.com/office/drawing/2014/chartex" xmlns:cx1="http://schemas.microsoft.com/office/drawing/2015/9/8/chartex" xmlns:cx2="http://schemas.microsoft.com/office/drawing/2015/10/21/chartex" xmlns:cx3="http://schemas.microsoft.com/office/drawing/2016/5/9/chartex" xmlns:cx4="http://schemas.microsoft.com/office/drawing/2016/5/10/chartex" xmlns:cx5="http://schemas.microsoft.com/office/drawing/2016/5/11/chartex" xmlns:cx6="http://schemas.microsoft.com/office/drawing/2016/5/12/chartex" xmlns:cx7="http://schemas.microsoft.com/office/drawing/2016/5/13/chartex" xmlns:cx8="http://schemas.microsoft.com/office/drawing/2016/5/14/chartex" xmlns:mc="http://schemas.openxmlformats.org/markup-compatibility/2006" xmlns:aink="http://schemas.microsoft.com/office/drawing/2016/ink" xmlns:am3d="http://schemas.microsoft.com/office/drawing/2017/model3d" xmlns:o="urn:schemas-microsoft-com:office:office" xmlns:r="http://schemas.openxmlformats.org/officeDocument/2006/relationships" xmlns:m="http://schemas.openxmlformats.org/officeDocument/2006/math" xmlns:v="urn:schemas-microsoft-com:vml" xmlns:wp14="http://schemas.microsoft.com/office/word/2010/wordprocessingDrawing" xmlns:wp="http://schemas.openxmlformats.org/drawingml/2006/wordprocessingDrawing" xmlns:w10="urn:schemas-microsoft-com:office:word" xmlns:w="http://schemas.openxmlformats.org/wordprocessingml/2006/main" xmlns:w14="http://schemas.microsoft.com/office/word/2010/wordml" xmlns:w15="http://schemas.microsoft.com/office/word/2012/wordml" xmlns:w16cex="http://schemas.microsoft.com/office/word/2018/wordml/cex" xmlns:w16cid="http://schemas.microsoft.com/office/word/2016/wordml/cid" xmlns:w16="http://schemas.microsoft.com/office/word/2018/wordml" xmlns:w16sdtdh="http://schemas.microsoft.com/office/word/2020/wordml/sdtdatahash" xmlns:w16se="http://schemas.microsoft.com/office/word/2015/wordml/symex" xmlns:wpg="http://schemas.microsoft.com/office/word/2010/wordprocessingGroup" xmlns:wpi="http://schemas.microsoft.com/office/word/2010/wordprocessingInk" xmlns:wne="http://schemas.microsoft.com/office/word/2006/wordml" xmlns:wps="http://schemas.microsoft.com/office/word/2010/wordprocessingShape" mc:Ignorable="w14 w15 w16se w16cid w16 w16cex w16sdtdh wp14">
+<w:endnotes xmlns:wpc="http://schemas.microsoft.com/office/word/2010/wordprocessingCanvas" xmlns:cx="http://schemas.microsoft.com/office/drawing/2014/chartex" xmlns:cx1="http://schemas.microsoft.com/office/drawing/2015/9/8/chartex" xmlns:cx2="http://schemas.microsoft.com/office/drawing/2015/10/21/chartex" xmlns:cx3="http://schemas.microsoft.com/office/drawing/2016/5/9/chartex" xmlns:cx4="http://schemas.microsoft.com/office/drawing/2016/5/10/chartex" xmlns:cx5="http://schemas.microsoft.com/office/drawing/2016/5/11/chartex" xmlns:cx6="http://schemas.microsoft.com/office/drawing/2016/5/12/chartex" xmlns:cx7="http://schemas.microsoft.com/office/drawing/2016/5/13/chartex" xmlns:cx8="http://schemas.microsoft.com/office/drawing/2016/5/14/chartex" xmlns:mc="http://schemas.openxmlformats.org/markup-compatibility/2006" xmlns:aink="http://schemas.microsoft.com/office/drawing/2016/ink" xmlns:am3d="http://schemas.microsoft.com/office/drawing/2017/model3d" xmlns:o="urn:schemas-microsoft-com:office:office" xmlns:r="http://schemas.openxmlformats.org/officeDocument/2006/relationships" xmlns:m="http://schemas.openxmlformats.org/officeDocument/2006/math" xmlns:v="urn:schemas-microsoft-com:vml" xmlns:wp14="http://schemas.microsoft.com/office/word/2010/wordprocessingDrawing" xmlns:wp="http://schemas.openxmlformats.org/drawingml/2006/wordprocessingDrawing" xmlns:w10="urn:schemas-microsoft-com:office:word" xmlns:w="http://schemas.openxmlformats.org/wordprocessingml/2006/main" xmlns:w14="http://schemas.microsoft.com/office/word/2010/wordml" xmlns:w15="http://schemas.microsoft.com/office/word/2012/wordml" xmlns:w16cid="http://schemas.microsoft.com/office/word/2016/wordml/cid" xmlns:w16se="http://schemas.microsoft.com/office/word/2015/wordml/symex" xmlns:wpg="http://schemas.microsoft.com/office/word/2010/wordprocessingGroup" xmlns:wpi="http://schemas.microsoft.com/office/word/2010/wordprocessingInk" xmlns:wne="http://schemas.microsoft.com/office/word/2006/wordml" xmlns:wps="http://schemas.microsoft.com/office/word/2010/wordprocessingShape" mc:Ignorable="w14 w15 w16se w16cid wp14">
   <w:endnote w:type="separator" w:id="-1">
     <w:p>
       <w:r>
@@ -1211,7 +1576,7 @@
 </file>
 
 <file path=word/footnotes.xml><?xml version="1.0" encoding="utf-8"?>
-<w:footnotes xmlns:wpc="http://schemas.microsoft.com/office/word/2010/wordprocessingCanvas" xmlns:cx="http://schemas.microsoft.com/office/drawing/2014/chartex" xmlns:cx1="http://schemas.microsoft.com/office/drawing/2015/9/8/chartex" xmlns:cx2="http://schemas.microsoft.com/office/drawing/2015/10/21/chartex" xmlns:cx3="http://schemas.microsoft.com/office/drawing/2016/5/9/chartex" xmlns:cx4="http://schemas.microsoft.com/office/drawing/2016/5/10/chartex" xmlns:cx5="http://schemas.microsoft.com/office/drawing/2016/5/11/chartex" xmlns:cx6="http://schemas.microsoft.com/office/drawing/2016/5/12/chartex" xmlns:cx7="http://schemas.microsoft.com/office/drawing/2016/5/13/chartex" xmlns:cx8="http://schemas.microsoft.com/office/drawing/2016/5/14/chartex" xmlns:mc="http://schemas.openxmlformats.org/markup-compatibility/2006" xmlns:aink="http://schemas.microsoft.com/office/drawing/2016/ink" xmlns:am3d="http://schemas.microsoft.com/office/drawing/2017/model3d" xmlns:o="urn:schemas-microsoft-com:office:office" xmlns:r="http://schemas.openxmlformats.org/officeDocument/2006/relationships" xmlns:m="http://schemas.openxmlformats.org/officeDocument/2006/math" xmlns:v="urn:schemas-microsoft-com:vml" xmlns:wp14="http://schemas.microsoft.com/office/word/2010/wordprocessingDrawing" xmlns:wp="http://schemas.openxmlformats.org/drawingml/2006/wordprocessingDrawing" xmlns:w10="urn:schemas-microsoft-com:office:word" xmlns:w="http://schemas.openxmlformats.org/wordprocessingml/2006/main" xmlns:w14="http://schemas.microsoft.com/office/word/2010/wordml" xmlns:w15="http://schemas.microsoft.com/office/word/2012/wordml" xmlns:w16cex="http://schemas.microsoft.com/office/word/2018/wordml/cex" xmlns:w16cid="http://schemas.microsoft.com/office/word/2016/wordml/cid" xmlns:w16="http://schemas.microsoft.com/office/word/2018/wordml" xmlns:w16sdtdh="http://schemas.microsoft.com/office/word/2020/wordml/sdtdatahash" xmlns:w16se="http://schemas.microsoft.com/office/word/2015/wordml/symex" xmlns:wpg="http://schemas.microsoft.com/office/word/2010/wordprocessingGroup" xmlns:wpi="http://schemas.microsoft.com/office/word/2010/wordprocessingInk" xmlns:wne="http://schemas.microsoft.com/office/word/2006/wordml" xmlns:wps="http://schemas.microsoft.com/office/word/2010/wordprocessingShape" mc:Ignorable="w14 w15 w16se w16cid w16 w16cex w16sdtdh wp14">
+<w:footnotes xmlns:wpc="http://schemas.microsoft.com/office/word/2010/wordprocessingCanvas" xmlns:cx="http://schemas.microsoft.com/office/drawing/2014/chartex" xmlns:cx1="http://schemas.microsoft.com/office/drawing/2015/9/8/chartex" xmlns:cx2="http://schemas.microsoft.com/office/drawing/2015/10/21/chartex" xmlns:cx3="http://schemas.microsoft.com/office/drawing/2016/5/9/chartex" xmlns:cx4="http://schemas.microsoft.com/office/drawing/2016/5/10/chartex" xmlns:cx5="http://schemas.microsoft.com/office/drawing/2016/5/11/chartex" xmlns:cx6="http://schemas.microsoft.com/office/drawing/2016/5/12/chartex" xmlns:cx7="http://schemas.microsoft.com/office/drawing/2016/5/13/chartex" xmlns:cx8="http://schemas.microsoft.com/office/drawing/2016/5/14/chartex" xmlns:mc="http://schemas.openxmlformats.org/markup-compatibility/2006" xmlns:aink="http://schemas.microsoft.com/office/drawing/2016/ink" xmlns:am3d="http://schemas.microsoft.com/office/drawing/2017/model3d" xmlns:o="urn:schemas-microsoft-com:office:office" xmlns:r="http://schemas.openxmlformats.org/officeDocument/2006/relationships" xmlns:m="http://schemas.openxmlformats.org/officeDocument/2006/math" xmlns:v="urn:schemas-microsoft-com:vml" xmlns:wp14="http://schemas.microsoft.com/office/word/2010/wordprocessingDrawing" xmlns:wp="http://schemas.openxmlformats.org/drawingml/2006/wordprocessingDrawing" xmlns:w10="urn:schemas-microsoft-com:office:word" xmlns:w="http://schemas.openxmlformats.org/wordprocessingml/2006/main" xmlns:w14="http://schemas.microsoft.com/office/word/2010/wordml" xmlns:w15="http://schemas.microsoft.com/office/word/2012/wordml" xmlns:w16cid="http://schemas.microsoft.com/office/word/2016/wordml/cid" xmlns:w16se="http://schemas.microsoft.com/office/word/2015/wordml/symex" xmlns:wpg="http://schemas.microsoft.com/office/word/2010/wordprocessingGroup" xmlns:wpi="http://schemas.microsoft.com/office/word/2010/wordprocessingInk" xmlns:wne="http://schemas.microsoft.com/office/word/2006/wordml" xmlns:wps="http://schemas.microsoft.com/office/word/2010/wordprocessingShape" mc:Ignorable="w14 w15 w16se w16cid wp14">
   <w:footnote w:type="separator" w:id="-1">
     <w:p>
       <w:r>
@@ -1230,7 +1595,7 @@
 </file>
 
 <file path=word/styles.xml><?xml version="1.0" encoding="utf-8"?>
-<w:styles xmlns:mc="http://schemas.openxmlformats.org/markup-compatibility/2006" xmlns:r="http://schemas.openxmlformats.org/officeDocument/2006/relationships" xmlns:w="http://schemas.openxmlformats.org/wordprocessingml/2006/main" xmlns:w14="http://schemas.microsoft.com/office/word/2010/wordml" xmlns:w15="http://schemas.microsoft.com/office/word/2012/wordml" xmlns:w16cex="http://schemas.microsoft.com/office/word/2018/wordml/cex" xmlns:w16cid="http://schemas.microsoft.com/office/word/2016/wordml/cid" xmlns:w16="http://schemas.microsoft.com/office/word/2018/wordml" xmlns:w16sdtdh="http://schemas.microsoft.com/office/word/2020/wordml/sdtdatahash" xmlns:w16se="http://schemas.microsoft.com/office/word/2015/wordml/symex" mc:Ignorable="w14 w15 w16se w16cid w16 w16cex w16sdtdh">
+<w:styles xmlns:mc="http://schemas.openxmlformats.org/markup-compatibility/2006" xmlns:r="http://schemas.openxmlformats.org/officeDocument/2006/relationships" xmlns:w="http://schemas.openxmlformats.org/wordprocessingml/2006/main" xmlns:w14="http://schemas.microsoft.com/office/word/2010/wordml" xmlns:w15="http://schemas.microsoft.com/office/word/2012/wordml" xmlns:w16cid="http://schemas.microsoft.com/office/word/2016/wordml/cid" xmlns:w16se="http://schemas.microsoft.com/office/word/2015/wordml/symex" mc:Ignorable="w14 w15 w16se w16cid">
   <w:docDefaults>
     <w:rPrDefault>
       <w:rPr>
@@ -1243,7 +1608,7 @@
     </w:rPrDefault>
     <w:pPrDefault/>
   </w:docDefaults>
-  <w:latentStyles w:defLockedState="0" w:defUIPriority="99" w:defSemiHidden="0" w:defUnhideWhenUsed="0" w:defQFormat="0" w:count="376">
+  <w:latentStyles w:defLockedState="0" w:defUIPriority="99" w:defSemiHidden="0" w:defUnhideWhenUsed="0" w:defQFormat="0" w:count="375">
     <w:lsdException w:name="Normal" w:uiPriority="0" w:qFormat="1"/>
     <w:lsdException w:name="heading 1" w:uiPriority="9" w:qFormat="1"/>
     <w:lsdException w:name="heading 2" w:semiHidden="1" w:uiPriority="9" w:unhideWhenUsed="1" w:qFormat="1"/>
@@ -1619,12 +1984,11 @@
     <w:lsdException w:name="Smart Hyperlink" w:semiHidden="1" w:unhideWhenUsed="1"/>
     <w:lsdException w:name="Hashtag" w:semiHidden="1" w:unhideWhenUsed="1"/>
     <w:lsdException w:name="Unresolved Mention" w:semiHidden="1" w:unhideWhenUsed="1"/>
-    <w:lsdException w:name="Smart Link" w:semiHidden="1" w:unhideWhenUsed="1"/>
   </w:latentStyles>
   <w:style w:type="paragraph" w:default="1" w:styleId="a">
     <w:name w:val="Normal"/>
     <w:qFormat/>
-    <w:rsid w:val="00814981"/>
+    <w:rsid w:val="00341C25"/>
     <w:pPr>
       <w:widowControl w:val="0"/>
     </w:pPr>

--- a/Learning/new Input System/new Input System.docx
+++ b/Learning/new Input System/new Input System.docx
@@ -78,15 +78,53 @@
         </w:rPr>
         <w:t>命名</w:t>
       </w:r>
+      <w:r>
+        <w:rPr>
+          <w:rFonts w:hint="eastAsia"/>
+        </w:rPr>
+        <w:t>-&gt;</w:t>
+      </w:r>
+      <w:proofErr w:type="gramStart"/>
+      <w:r>
+        <w:rPr>
+          <w:rFonts w:hint="eastAsia"/>
+        </w:rPr>
+        <w:t>勾选</w:t>
+      </w:r>
+      <w:proofErr w:type="gramEnd"/>
+      <w:r>
+        <w:rPr>
+          <w:rFonts w:hint="eastAsia"/>
+        </w:rPr>
+        <w:t>Generate</w:t>
+      </w:r>
+      <w:r>
+        <w:t xml:space="preserve"> C</w:t>
+      </w:r>
+      <w:r>
+        <w:rPr>
+          <w:rFonts w:hint="eastAsia"/>
+        </w:rPr>
+        <w:t>#</w:t>
+      </w:r>
+      <w:r>
+        <w:t xml:space="preserve"> C</w:t>
+      </w:r>
+      <w:r>
+        <w:rPr>
+          <w:rFonts w:hint="eastAsia"/>
+        </w:rPr>
+        <w:t>lass</w:t>
+      </w:r>
+    </w:p>
+    <w:p>
+      <w:pPr>
+        <w:rPr>
+          <w:rFonts w:hint="eastAsia"/>
+        </w:rPr>
+      </w:pPr>
     </w:p>
     <w:p/>
-    <w:p>
-      <w:pPr>
-        <w:rPr>
-          <w:rFonts w:hint="eastAsia"/>
-        </w:rPr>
-      </w:pPr>
-    </w:p>
     <w:p>
       <w:r>
         <w:rPr>
@@ -536,31 +574,71 @@
     <w:p>
       <w:pPr>
         <w:ind w:left="420" w:firstLine="420"/>
+        <w:rPr>
+          <w:sz w:val="24"/>
+        </w:rPr>
       </w:pPr>
       <w:proofErr w:type="spellStart"/>
       <w:r>
+        <w:rPr>
+          <w:sz w:val="24"/>
+        </w:rPr>
         <w:t>action.IsPressed</w:t>
       </w:r>
       <w:proofErr w:type="spellEnd"/>
       <w:r>
+        <w:rPr>
+          <w:sz w:val="24"/>
+        </w:rPr>
         <w:t>();</w:t>
       </w:r>
       <w:r>
+        <w:rPr>
+          <w:sz w:val="24"/>
+        </w:rPr>
         <w:tab/>
       </w:r>
       <w:r>
+        <w:rPr>
+          <w:sz w:val="24"/>
+        </w:rPr>
         <w:tab/>
+      </w:r>
+      <w:r>
+        <w:rPr>
+          <w:sz w:val="24"/>
+        </w:rPr>
+        <w:tab/>
+      </w:r>
+      <w:r>
+        <w:rPr>
+          <w:sz w:val="24"/>
+        </w:rPr>
+        <w:tab/>
+      </w:r>
+      <w:r>
+        <w:rPr>
+          <w:sz w:val="24"/>
+        </w:rPr>
+        <w:tab/>
+      </w:r>
+      <w:r>
+        <w:rPr>
+          <w:sz w:val="24"/>
+        </w:rPr>
         <w:t>//</w:t>
       </w:r>
       <w:r>
         <w:rPr>
           <w:rFonts w:hint="eastAsia"/>
+          <w:sz w:val="24"/>
         </w:rPr>
         <w:t>Attack</w:t>
       </w:r>
       <w:r>
         <w:rPr>
           <w:rFonts w:hint="eastAsia"/>
+          <w:sz w:val="24"/>
         </w:rPr>
         <w:t>连击、蓄力</w:t>
       </w:r>
@@ -568,27 +646,43 @@
     <w:p>
       <w:pPr>
         <w:ind w:leftChars="150" w:left="420" w:firstLine="420"/>
+        <w:rPr>
+          <w:sz w:val="24"/>
+        </w:rPr>
       </w:pPr>
       <w:proofErr w:type="spellStart"/>
       <w:proofErr w:type="gramStart"/>
       <w:r>
+        <w:rPr>
+          <w:sz w:val="24"/>
+        </w:rPr>
         <w:t>action.WasPressedThisFrame</w:t>
       </w:r>
       <w:proofErr w:type="spellEnd"/>
       <w:proofErr w:type="gramEnd"/>
       <w:r>
+        <w:rPr>
+          <w:sz w:val="24"/>
+        </w:rPr>
         <w:t>();</w:t>
       </w:r>
       <w:r>
+        <w:rPr>
+          <w:sz w:val="24"/>
+        </w:rPr>
         <w:tab/>
       </w:r>
       <w:r>
+        <w:rPr>
+          <w:sz w:val="24"/>
+        </w:rPr>
         <w:tab/>
         <w:t>//</w:t>
       </w:r>
       <w:r>
         <w:rPr>
           <w:rFonts w:hint="eastAsia"/>
+          <w:sz w:val="24"/>
         </w:rPr>
         <w:t>Jump</w:t>
       </w:r>
@@ -596,125 +690,188 @@
     <w:p>
       <w:pPr>
         <w:ind w:leftChars="150" w:left="420" w:firstLine="420"/>
+        <w:rPr>
+          <w:sz w:val="24"/>
+        </w:rPr>
       </w:pPr>
       <w:proofErr w:type="spellStart"/>
       <w:r>
+        <w:rPr>
+          <w:sz w:val="24"/>
+        </w:rPr>
         <w:t>action.WasReleasedThisFrame</w:t>
       </w:r>
       <w:proofErr w:type="spellEnd"/>
       <w:r>
+        <w:rPr>
+          <w:sz w:val="24"/>
+        </w:rPr>
         <w:t>();</w:t>
       </w:r>
       <w:r>
+        <w:rPr>
+          <w:sz w:val="24"/>
+        </w:rPr>
         <w:tab/>
+      </w:r>
+      <w:r>
+        <w:rPr>
+          <w:sz w:val="24"/>
+        </w:rPr>
+        <w:tab/>
+      </w:r>
+      <w:r>
+        <w:rPr>
+          <w:sz w:val="24"/>
+        </w:rPr>
         <w:t>//</w:t>
       </w:r>
       <w:r>
         <w:rPr>
           <w:rFonts w:hint="eastAsia"/>
+          <w:sz w:val="24"/>
         </w:rPr>
         <w:t>释放蓄力</w:t>
       </w:r>
       <w:r>
+        <w:rPr>
+          <w:sz w:val="24"/>
+        </w:rPr>
         <w:tab/>
       </w:r>
       <w:r>
+        <w:rPr>
+          <w:sz w:val="24"/>
+        </w:rPr>
         <w:tab/>
       </w:r>
     </w:p>
     <w:p>
       <w:pPr>
         <w:ind w:leftChars="300" w:left="840"/>
+        <w:rPr>
+          <w:sz w:val="24"/>
+        </w:rPr>
       </w:pPr>
       <w:proofErr w:type="spellStart"/>
       <w:r>
         <w:rPr>
           <w:rFonts w:hint="eastAsia"/>
-        </w:rPr>
+          <w:sz w:val="24"/>
+        </w:rPr>
+        <w:lastRenderedPageBreak/>
         <w:t>action</w:t>
       </w:r>
       <w:r>
+        <w:rPr>
+          <w:sz w:val="24"/>
+        </w:rPr>
         <w:t>.</w:t>
       </w:r>
       <w:r>
+        <w:rPr>
+          <w:sz w:val="24"/>
+        </w:rPr>
         <w:t>performed</w:t>
       </w:r>
       <w:proofErr w:type="spellEnd"/>
       <w:r>
+        <w:rPr>
+          <w:sz w:val="24"/>
+        </w:rPr>
         <w:t xml:space="preserve"> += </w:t>
       </w:r>
       <w:proofErr w:type="spellStart"/>
       <w:r>
+        <w:rPr>
+          <w:sz w:val="24"/>
+        </w:rPr>
         <w:t>lambdaName</w:t>
       </w:r>
       <w:proofErr w:type="spellEnd"/>
       <w:r>
+        <w:rPr>
+          <w:sz w:val="24"/>
+        </w:rPr>
         <w:t xml:space="preserve"> =&gt; {}</w:t>
       </w:r>
       <w:r>
+        <w:rPr>
+          <w:sz w:val="24"/>
+        </w:rPr>
         <w:tab/>
       </w:r>
       <w:r>
+        <w:rPr>
+          <w:sz w:val="24"/>
+        </w:rPr>
         <w:t>//</w:t>
       </w:r>
       <w:r>
         <w:rPr>
           <w:rFonts w:hint="eastAsia"/>
+          <w:sz w:val="24"/>
         </w:rPr>
         <w:t>包括</w:t>
       </w:r>
       <w:r>
         <w:rPr>
           <w:rFonts w:hint="eastAsia"/>
+          <w:sz w:val="24"/>
         </w:rPr>
         <w:t>长按</w:t>
       </w:r>
       <w:r>
         <w:rPr>
           <w:rFonts w:hint="eastAsia"/>
-        </w:rPr>
-        <w:t>、短</w:t>
-      </w:r>
-      <w:r>
-        <w:rPr>
-          <w:rFonts w:hint="eastAsia"/>
-        </w:rPr>
-        <w:lastRenderedPageBreak/>
-        <w:t>按、按住等，取决于</w:t>
-      </w:r>
-      <w:r>
-        <w:rPr>
-          <w:rFonts w:hint="eastAsia"/>
+          <w:sz w:val="24"/>
+        </w:rPr>
+        <w:t>、短按、按住等，取决于</w:t>
+      </w:r>
+      <w:r>
+        <w:rPr>
+          <w:rFonts w:hint="eastAsia"/>
+          <w:sz w:val="24"/>
         </w:rPr>
         <w:t>Action</w:t>
       </w:r>
       <w:r>
+        <w:rPr>
+          <w:sz w:val="24"/>
+        </w:rPr>
         <w:t xml:space="preserve"> P</w:t>
       </w:r>
       <w:r>
         <w:rPr>
           <w:rFonts w:hint="eastAsia"/>
+          <w:sz w:val="24"/>
         </w:rPr>
         <w:t>roperties</w:t>
       </w:r>
       <w:r>
         <w:rPr>
           <w:rFonts w:hint="eastAsia"/>
+          <w:sz w:val="24"/>
         </w:rPr>
         <w:t>-</w:t>
       </w:r>
       <w:r>
+        <w:rPr>
+          <w:sz w:val="24"/>
+        </w:rPr>
         <w:t>&gt;</w:t>
       </w:r>
       <w:r>
         <w:rPr>
           <w:rFonts w:hint="eastAsia"/>
+          <w:sz w:val="24"/>
         </w:rPr>
         <w:t>Interactions</w:t>
       </w:r>
       <w:r>
         <w:rPr>
           <w:rFonts w:hint="eastAsia"/>
+          <w:sz w:val="24"/>
         </w:rPr>
         <w:t>的设置</w:t>
       </w:r>
@@ -722,125 +879,163 @@
     <w:p>
       <w:pPr>
         <w:ind w:left="840"/>
+        <w:rPr>
+          <w:sz w:val="24"/>
+        </w:rPr>
       </w:pPr>
       <w:r>
+        <w:rPr>
+          <w:sz w:val="24"/>
+        </w:rPr>
         <w:t>//</w:t>
       </w:r>
       <w:r>
         <w:rPr>
           <w:rFonts w:hint="eastAsia"/>
+          <w:sz w:val="24"/>
         </w:rPr>
         <w:t>performed</w:t>
       </w:r>
       <w:r>
         <w:rPr>
           <w:rFonts w:hint="eastAsia"/>
+          <w:sz w:val="24"/>
         </w:rPr>
         <w:t>是</w:t>
       </w:r>
       <w:r>
+        <w:rPr>
+          <w:sz w:val="24"/>
+        </w:rPr>
         <w:t>U</w:t>
       </w:r>
       <w:r>
         <w:rPr>
           <w:rFonts w:hint="eastAsia"/>
+          <w:sz w:val="24"/>
         </w:rPr>
         <w:t>nity</w:t>
       </w:r>
       <w:r>
         <w:rPr>
           <w:rFonts w:hint="eastAsia"/>
+          <w:sz w:val="24"/>
         </w:rPr>
         <w:t>内置的</w:t>
       </w:r>
       <w:r>
         <w:rPr>
           <w:rFonts w:hint="eastAsia"/>
+          <w:sz w:val="24"/>
         </w:rPr>
         <w:t>Interaction</w:t>
       </w:r>
       <w:r>
         <w:rPr>
           <w:rFonts w:hint="eastAsia"/>
+          <w:sz w:val="24"/>
         </w:rPr>
         <w:t>触发的</w:t>
       </w:r>
       <w:r>
         <w:rPr>
           <w:rFonts w:hint="eastAsia"/>
+          <w:sz w:val="24"/>
         </w:rPr>
         <w:t>事件</w:t>
       </w:r>
       <w:r>
         <w:rPr>
           <w:rFonts w:hint="eastAsia"/>
+          <w:sz w:val="24"/>
         </w:rPr>
         <w:t>，</w:t>
       </w:r>
       <w:r>
         <w:rPr>
           <w:rFonts w:hint="eastAsia"/>
+          <w:sz w:val="24"/>
         </w:rPr>
         <w:t>若</w:t>
       </w:r>
       <w:r>
         <w:rPr>
           <w:rFonts w:hint="eastAsia"/>
+          <w:sz w:val="24"/>
         </w:rPr>
         <w:t>不用</w:t>
       </w:r>
       <w:r>
         <w:rPr>
           <w:rFonts w:hint="eastAsia"/>
+          <w:sz w:val="24"/>
         </w:rPr>
         <w:t>lambda</w:t>
       </w:r>
       <w:r>
         <w:rPr>
           <w:rFonts w:hint="eastAsia"/>
+          <w:sz w:val="24"/>
         </w:rPr>
         <w:t>表达式，按正常</w:t>
       </w:r>
       <w:r>
         <w:rPr>
           <w:rFonts w:hint="eastAsia"/>
+          <w:sz w:val="24"/>
         </w:rPr>
         <w:t>事件</w:t>
       </w:r>
       <w:r>
         <w:rPr>
           <w:rFonts w:hint="eastAsia"/>
+          <w:sz w:val="24"/>
         </w:rPr>
         <w:t>订阅也可以</w:t>
       </w:r>
       <w:r>
         <w:rPr>
           <w:rFonts w:hint="eastAsia"/>
+          <w:sz w:val="24"/>
         </w:rPr>
         <w:t>，因此</w:t>
       </w:r>
       <w:r>
         <w:rPr>
           <w:rFonts w:hint="eastAsia"/>
+          <w:sz w:val="24"/>
         </w:rPr>
         <w:t>performed</w:t>
       </w:r>
       <w:r>
         <w:rPr>
           <w:rFonts w:hint="eastAsia"/>
+          <w:sz w:val="24"/>
         </w:rPr>
         <w:t>也要按正常事件取消订阅</w:t>
       </w:r>
       <w:r>
+        <w:rPr>
+          <w:sz w:val="24"/>
+        </w:rPr>
         <w:tab/>
       </w:r>
       <w:r>
+        <w:rPr>
+          <w:sz w:val="24"/>
+        </w:rPr>
         <w:tab/>
       </w:r>
       <w:r>
+        <w:rPr>
+          <w:sz w:val="24"/>
+        </w:rPr>
         <w:tab/>
       </w:r>
       <w:r>
+        <w:rPr>
+          <w:sz w:val="24"/>
+        </w:rPr>
         <w:tab/>
         <w:t xml:space="preserve"> </w:t>
       </w:r>
@@ -995,28 +1190,44 @@
     <w:p>
       <w:pPr>
         <w:ind w:left="420"/>
+        <w:rPr>
+          <w:sz w:val="24"/>
+        </w:rPr>
       </w:pPr>
       <w:r>
         <w:tab/>
       </w:r>
       <w:r>
+        <w:rPr>
+          <w:sz w:val="24"/>
+        </w:rPr>
         <w:t xml:space="preserve">float value = </w:t>
       </w:r>
       <w:proofErr w:type="spellStart"/>
       <w:r>
+        <w:rPr>
+          <w:sz w:val="24"/>
+        </w:rPr>
         <w:t>action.ReadValue</w:t>
       </w:r>
       <w:proofErr w:type="spellEnd"/>
       <w:r>
+        <w:rPr>
+          <w:sz w:val="24"/>
+        </w:rPr>
         <w:t>&lt;float&gt;();</w:t>
       </w:r>
       <w:r>
+        <w:rPr>
+          <w:sz w:val="24"/>
+        </w:rPr>
         <w:tab/>
         <w:t>//</w:t>
       </w:r>
       <w:r>
         <w:rPr>
           <w:rFonts w:hint="eastAsia"/>
+          <w:sz w:val="24"/>
         </w:rPr>
         <w:t>单方向移动</w:t>
       </w:r>
@@ -1130,21 +1341,33 @@
     <w:p>
       <w:pPr>
         <w:ind w:left="420"/>
+        <w:rPr>
+          <w:sz w:val="24"/>
+        </w:rPr>
       </w:pPr>
       <w:r>
         <w:tab/>
       </w:r>
       <w:r>
+        <w:rPr>
+          <w:sz w:val="24"/>
+        </w:rPr>
         <w:t xml:space="preserve">Vector2 value = </w:t>
       </w:r>
       <w:proofErr w:type="spellStart"/>
       <w:proofErr w:type="gramStart"/>
       <w:r>
+        <w:rPr>
+          <w:sz w:val="24"/>
+        </w:rPr>
         <w:t>action.ReadValue</w:t>
       </w:r>
       <w:proofErr w:type="spellEnd"/>
       <w:proofErr w:type="gramEnd"/>
       <w:r>
+        <w:rPr>
+          <w:sz w:val="24"/>
+        </w:rPr>
         <w:t>&lt;Vector2&gt;();</w:t>
       </w:r>
     </w:p>
@@ -1224,11 +1447,6 @@
       </w:r>
     </w:p>
     <w:p>
-      <w:pPr>
-        <w:rPr>
-          <w:rFonts w:hint="eastAsia"/>
-        </w:rPr>
-      </w:pPr>
       <w:r>
         <w:tab/>
         <w:t>B</w:t>
@@ -1279,17 +1497,9 @@
     <w:p>
       <w:pPr>
         <w:ind w:left="420"/>
-        <w:rPr>
-          <w:rFonts w:hint="eastAsia"/>
-        </w:rPr>
       </w:pPr>
     </w:p>
     <w:p>
-      <w:pPr>
-        <w:rPr>
-          <w:rFonts w:hint="eastAsia"/>
-        </w:rPr>
-      </w:pPr>
       <w:r>
         <w:rPr>
           <w:rFonts w:hint="eastAsia"/>
@@ -1332,136 +1542,664 @@
     </w:p>
     <w:p>
       <w:r>
+        <w:rPr>
+          <w:rFonts w:hint="eastAsia"/>
+        </w:rPr>
+        <w:t>声明方法</w:t>
+      </w:r>
+    </w:p>
+    <w:p>
+      <w:pPr>
+        <w:rPr>
+          <w:sz w:val="24"/>
+        </w:rPr>
+      </w:pPr>
+      <w:r>
+        <w:rPr>
+          <w:sz w:val="24"/>
+        </w:rPr>
         <w:t>private &lt;</w:t>
       </w:r>
       <w:proofErr w:type="spellStart"/>
       <w:r>
+        <w:rPr>
+          <w:sz w:val="24"/>
+        </w:rPr>
         <w:t>InputActionsName</w:t>
       </w:r>
       <w:proofErr w:type="spellEnd"/>
       <w:r>
+        <w:rPr>
+          <w:sz w:val="24"/>
+        </w:rPr>
         <w:t xml:space="preserve">&gt; </w:t>
       </w:r>
       <w:proofErr w:type="spellStart"/>
       <w:r>
+        <w:rPr>
+          <w:sz w:val="24"/>
+        </w:rPr>
         <w:t>inputActions</w:t>
       </w:r>
       <w:proofErr w:type="spellEnd"/>
       <w:r>
+        <w:rPr>
+          <w:sz w:val="24"/>
+        </w:rPr>
         <w:t>;</w:t>
       </w:r>
       <w:r>
+        <w:rPr>
+          <w:sz w:val="24"/>
+        </w:rPr>
         <w:tab/>
-        <w:t>//</w:t>
-      </w:r>
-      <w:r>
+        <w:t>//&lt;</w:t>
+      </w:r>
+      <w:proofErr w:type="spellStart"/>
+      <w:r>
+        <w:rPr>
+          <w:sz w:val="24"/>
+        </w:rPr>
+        <w:t>InputActionsName</w:t>
+      </w:r>
+      <w:proofErr w:type="spellEnd"/>
+      <w:r>
+        <w:rPr>
+          <w:sz w:val="24"/>
+        </w:rPr>
+        <w:t>&gt;</w:t>
+      </w:r>
+      <w:r>
+        <w:rPr>
+          <w:rFonts w:hint="eastAsia"/>
+          <w:sz w:val="24"/>
+        </w:rPr>
+        <w:t>即创建的</w:t>
+      </w:r>
+      <w:r>
+        <w:rPr>
+          <w:rFonts w:hint="eastAsia"/>
+          <w:sz w:val="24"/>
+        </w:rPr>
+        <w:t>I</w:t>
+      </w:r>
+      <w:r>
+        <w:rPr>
+          <w:sz w:val="24"/>
+        </w:rPr>
+        <w:t>nput Actions</w:t>
+      </w:r>
+      <w:r>
+        <w:rPr>
+          <w:rFonts w:hint="eastAsia"/>
+          <w:sz w:val="24"/>
+        </w:rPr>
+        <w:t>的名称</w:t>
+      </w:r>
+    </w:p>
+    <w:p>
+      <w:r>
+        <w:rPr>
+          <w:rFonts w:hint="eastAsia"/>
+        </w:rPr>
+        <w:t>初始化</w:t>
+      </w:r>
+      <w:r>
+        <w:rPr>
+          <w:rFonts w:hint="eastAsia"/>
+        </w:rPr>
+        <w:t>/</w:t>
+      </w:r>
+      <w:r>
+        <w:rPr>
+          <w:rFonts w:hint="eastAsia"/>
+        </w:rPr>
+        <w:t>实例化</w:t>
+      </w:r>
+      <w:r>
+        <w:rPr>
+          <w:rFonts w:hint="eastAsia"/>
+        </w:rPr>
+        <w:t>方法</w:t>
+      </w:r>
+    </w:p>
+    <w:p>
+      <w:r>
+        <w:rPr>
+          <w:rFonts w:hint="eastAsia"/>
+        </w:rPr>
+        <w:t>[</w:t>
+      </w:r>
+      <w:r>
+        <w:rPr>
+          <w:rFonts w:hint="eastAsia"/>
+        </w:rPr>
+        <w:t>初始化：赋予初始值</w:t>
+      </w:r>
+      <w:r>
+        <w:tab/>
+      </w:r>
+      <w:r>
+        <w:rPr>
+          <w:rFonts w:hint="eastAsia"/>
+        </w:rPr>
+        <w:t>实例化：用</w:t>
+      </w:r>
+      <w:r>
+        <w:rPr>
+          <w:rFonts w:hint="eastAsia"/>
+        </w:rPr>
+        <w:t>new</w:t>
+      </w:r>
+      <w:r>
+        <w:rPr>
+          <w:rFonts w:hint="eastAsia"/>
+        </w:rPr>
+        <w:t>创建对象</w:t>
+      </w:r>
+      <w:r>
+        <w:br/>
+      </w:r>
+      <w:proofErr w:type="gramStart"/>
+      <w:r>
+        <w:rPr>
+          <w:rFonts w:hint="eastAsia"/>
+        </w:rPr>
+        <w:t>值类型</w:t>
+      </w:r>
+      <w:proofErr w:type="gramEnd"/>
+      <w:r>
+        <w:rPr>
+          <w:rFonts w:hint="eastAsia"/>
+        </w:rPr>
+        <w:t>不需要初始化，引用类型需要手动初始化</w:t>
+      </w:r>
+      <w:r>
+        <w:rPr>
+          <w:rFonts w:hint="eastAsia"/>
+        </w:rPr>
+        <w:t>，否则会报错</w:t>
+      </w:r>
+      <w:r>
+        <w:t>]</w:t>
+      </w:r>
+    </w:p>
+    <w:p>
+      <w:pPr>
+        <w:rPr>
+          <w:sz w:val="24"/>
+        </w:rPr>
+      </w:pPr>
+      <w:r>
+        <w:rPr>
+          <w:rFonts w:hint="eastAsia"/>
+          <w:sz w:val="24"/>
+        </w:rPr>
+        <w:t>①</w:t>
+      </w:r>
+      <w:r>
+        <w:rPr>
+          <w:sz w:val="24"/>
+        </w:rPr>
+        <w:t>private &lt;</w:t>
+      </w:r>
+      <w:proofErr w:type="spellStart"/>
+      <w:r>
+        <w:rPr>
+          <w:sz w:val="24"/>
+        </w:rPr>
+        <w:t>InputActionsName</w:t>
+      </w:r>
+      <w:proofErr w:type="spellEnd"/>
+      <w:r>
+        <w:rPr>
+          <w:sz w:val="24"/>
+        </w:rPr>
+        <w:t xml:space="preserve">&gt; </w:t>
+      </w:r>
+      <w:proofErr w:type="spellStart"/>
+      <w:r>
+        <w:rPr>
+          <w:sz w:val="24"/>
+        </w:rPr>
+        <w:t>inputActions</w:t>
+      </w:r>
+      <w:proofErr w:type="spellEnd"/>
+      <w:r>
+        <w:rPr>
+          <w:sz w:val="24"/>
+        </w:rPr>
+        <w:t xml:space="preserve"> = </w:t>
+      </w:r>
+      <w:r>
+        <w:rPr>
+          <w:rFonts w:hint="eastAsia"/>
+          <w:sz w:val="24"/>
+        </w:rPr>
+        <w:t>new</w:t>
+      </w:r>
+      <w:r>
+        <w:rPr>
+          <w:sz w:val="24"/>
+        </w:rPr>
+        <w:t xml:space="preserve"> </w:t>
+      </w:r>
+      <w:r>
+        <w:rPr>
+          <w:sz w:val="24"/>
+        </w:rPr>
         <w:t>&lt;</w:t>
       </w:r>
       <w:proofErr w:type="spellStart"/>
       <w:r>
+        <w:rPr>
+          <w:sz w:val="24"/>
+        </w:rPr>
         <w:t>InputActionsName</w:t>
       </w:r>
       <w:proofErr w:type="spellEnd"/>
       <w:r>
-        <w:t>&gt;</w:t>
-      </w:r>
-      <w:r>
-        <w:rPr>
-          <w:rFonts w:hint="eastAsia"/>
-        </w:rPr>
-        <w:t>即创建的</w:t>
-      </w:r>
-      <w:r>
-        <w:rPr>
-          <w:rFonts w:hint="eastAsia"/>
-        </w:rPr>
-        <w:t>I</w:t>
-      </w:r>
-      <w:r>
-        <w:t>nput Actions</w:t>
-      </w:r>
-      <w:r>
-        <w:rPr>
-          <w:rFonts w:hint="eastAsia"/>
-        </w:rPr>
-        <w:t>的名称</w:t>
-      </w:r>
-    </w:p>
-    <w:p>
-      <w:r>
-        <w:rPr>
-          <w:rFonts w:hint="eastAsia"/>
-        </w:rPr>
-        <w:t>初始化方法</w:t>
-      </w:r>
-    </w:p>
-    <w:p>
-      <w:r>
-        <w:rPr>
-          <w:rFonts w:hint="eastAsia"/>
-        </w:rPr>
-        <w:t>①</w:t>
-      </w:r>
-      <w:r>
+        <w:rPr>
+          <w:sz w:val="24"/>
+        </w:rPr>
+        <w:t>&gt;();</w:t>
+      </w:r>
+    </w:p>
+    <w:p>
+      <w:pPr>
+        <w:rPr>
+          <w:sz w:val="24"/>
+        </w:rPr>
+      </w:pPr>
+      <w:r>
+        <w:rPr>
+          <w:rFonts w:hint="eastAsia"/>
+          <w:sz w:val="24"/>
+        </w:rPr>
+        <w:t>②</w:t>
+      </w:r>
+      <w:r>
+        <w:rPr>
+          <w:sz w:val="24"/>
+        </w:rPr>
         <w:t>private &lt;</w:t>
       </w:r>
       <w:proofErr w:type="spellStart"/>
       <w:r>
+        <w:rPr>
+          <w:sz w:val="24"/>
+        </w:rPr>
         <w:t>InputActionsName</w:t>
       </w:r>
       <w:proofErr w:type="spellEnd"/>
       <w:r>
+        <w:rPr>
+          <w:sz w:val="24"/>
+        </w:rPr>
         <w:t xml:space="preserve">&gt; </w:t>
       </w:r>
       <w:proofErr w:type="spellStart"/>
       <w:r>
+        <w:rPr>
+          <w:sz w:val="24"/>
+        </w:rPr>
         <w:t>inputActions</w:t>
       </w:r>
       <w:proofErr w:type="spellEnd"/>
       <w:r>
+        <w:rPr>
+          <w:sz w:val="24"/>
+        </w:rPr>
+        <w:t>;</w:t>
+      </w:r>
+    </w:p>
+    <w:p>
+      <w:pPr>
+        <w:rPr>
+          <w:sz w:val="24"/>
+        </w:rPr>
+      </w:pPr>
+      <w:r>
+        <w:rPr>
+          <w:rFonts w:hint="eastAsia"/>
+          <w:sz w:val="24"/>
+        </w:rPr>
+        <w:t>p</w:t>
+      </w:r>
+      <w:r>
+        <w:rPr>
+          <w:sz w:val="24"/>
+        </w:rPr>
+        <w:t>rivate void Awake</w:t>
+      </w:r>
+      <w:r>
+        <w:rPr>
+          <w:sz w:val="24"/>
+        </w:rPr>
+        <w:t>/</w:t>
+      </w:r>
+      <w:proofErr w:type="gramStart"/>
+      <w:r>
+        <w:rPr>
+          <w:sz w:val="24"/>
+        </w:rPr>
+        <w:t>S</w:t>
+      </w:r>
+      <w:r>
+        <w:rPr>
+          <w:rFonts w:hint="eastAsia"/>
+          <w:sz w:val="24"/>
+        </w:rPr>
+        <w:t>tart</w:t>
+      </w:r>
+      <w:r>
+        <w:rPr>
+          <w:sz w:val="24"/>
+        </w:rPr>
+        <w:t>(</w:t>
+      </w:r>
+      <w:proofErr w:type="gramEnd"/>
+      <w:r>
+        <w:rPr>
+          <w:sz w:val="24"/>
+        </w:rPr>
+        <w:t>)</w:t>
+      </w:r>
+      <w:r>
+        <w:rPr>
+          <w:rFonts w:hint="eastAsia"/>
+          <w:sz w:val="24"/>
+        </w:rPr>
+        <w:t>{</w:t>
+      </w:r>
+      <w:r>
+        <w:rPr>
+          <w:sz w:val="24"/>
+        </w:rPr>
         <w:t xml:space="preserve"> </w:t>
       </w:r>
-      <w:r>
-        <w:t>= &lt;</w:t>
-      </w:r>
       <w:proofErr w:type="spellStart"/>
       <w:r>
+        <w:rPr>
+          <w:sz w:val="24"/>
+        </w:rPr>
+        <w:t>inputActions</w:t>
+      </w:r>
+      <w:proofErr w:type="spellEnd"/>
+      <w:r>
+        <w:rPr>
+          <w:sz w:val="24"/>
+        </w:rPr>
+        <w:t xml:space="preserve"> =</w:t>
+      </w:r>
+      <w:r>
+        <w:rPr>
+          <w:sz w:val="24"/>
+        </w:rPr>
+        <w:t xml:space="preserve"> </w:t>
+      </w:r>
+      <w:r>
+        <w:rPr>
+          <w:rFonts w:hint="eastAsia"/>
+          <w:sz w:val="24"/>
+        </w:rPr>
+        <w:t>new</w:t>
+      </w:r>
+      <w:r>
+        <w:rPr>
+          <w:sz w:val="24"/>
+        </w:rPr>
+        <w:t xml:space="preserve"> </w:t>
+      </w:r>
+      <w:r>
+        <w:rPr>
+          <w:sz w:val="24"/>
+        </w:rPr>
+        <w:t>&lt;</w:t>
+      </w:r>
+      <w:proofErr w:type="spellStart"/>
+      <w:r>
+        <w:rPr>
+          <w:sz w:val="24"/>
+        </w:rPr>
         <w:t>InputActionsName</w:t>
       </w:r>
       <w:proofErr w:type="spellEnd"/>
       <w:r>
+        <w:rPr>
+          <w:sz w:val="24"/>
+        </w:rPr>
         <w:t>&gt;();</w:t>
       </w:r>
     </w:p>
     <w:p>
+      <w:r>
+        <w:t>[</w:t>
+      </w:r>
+    </w:p>
+    <w:p>
       <w:pPr>
-        <w:rPr>
-          <w:rFonts w:hint="eastAsia"/>
-        </w:rPr>
+        <w:ind w:left="420"/>
       </w:pPr>
       <w:r>
         <w:rPr>
           <w:rFonts w:hint="eastAsia"/>
         </w:rPr>
-        <w:t>②</w:t>
-      </w:r>
-      <w:r>
-        <w:t>private &lt;</w:t>
+        <w:t>两种方法主要区别在于时机，</w:t>
+      </w:r>
+      <w:r>
+        <w:rPr>
+          <w:rFonts w:hint="eastAsia"/>
+        </w:rPr>
+        <w:t>实质的差别很小</w:t>
+      </w:r>
+      <w:r>
+        <w:rPr>
+          <w:rFonts w:hint="eastAsia"/>
+        </w:rPr>
+        <w:t>，方法①在</w:t>
+      </w:r>
+      <w:r>
+        <w:rPr>
+          <w:rFonts w:hint="eastAsia"/>
+        </w:rPr>
+        <w:t>Awake/</w:t>
+      </w:r>
+      <w:r>
+        <w:t>S</w:t>
+      </w:r>
+      <w:r>
+        <w:rPr>
+          <w:rFonts w:hint="eastAsia"/>
+        </w:rPr>
+        <w:t>tart</w:t>
+      </w:r>
+      <w:r>
+        <w:rPr>
+          <w:rFonts w:hint="eastAsia"/>
+        </w:rPr>
+        <w:t>前进行</w:t>
+      </w:r>
+    </w:p>
+    <w:p>
+      <w:r>
+        <w:t>]</w:t>
+      </w:r>
+    </w:p>
+    <w:p/>
+    <w:p>
+      <w:r>
+        <w:rPr>
+          <w:rFonts w:hint="eastAsia"/>
+        </w:rPr>
+        <w:t>（</w:t>
+      </w:r>
+      <w:r>
+        <w:rPr>
+          <w:rFonts w:hint="eastAsia"/>
+        </w:rPr>
+        <w:t>2</w:t>
+      </w:r>
+      <w:r>
+        <w:rPr>
+          <w:rFonts w:hint="eastAsia"/>
+        </w:rPr>
+        <w:t>）</w:t>
+      </w:r>
+      <w:r>
+        <w:rPr>
+          <w:rFonts w:hint="eastAsia"/>
+        </w:rPr>
+        <w:t>监听</w:t>
+      </w:r>
+    </w:p>
+    <w:p>
+      <w:r>
+        <w:rPr>
+          <w:rFonts w:hint="eastAsia"/>
+        </w:rPr>
+        <w:t>①实时监听</w:t>
+      </w:r>
+      <w:r>
+        <w:rPr>
+          <w:rFonts w:hint="eastAsia"/>
+        </w:rPr>
+        <w:t>(</w:t>
+      </w:r>
+      <w:r>
+        <w:t>Update/</w:t>
       </w:r>
       <w:proofErr w:type="spellStart"/>
       <w:r>
-        <w:t>InputActionsName</w:t>
+        <w:t>LateUpdate</w:t>
       </w:r>
       <w:proofErr w:type="spellEnd"/>
       <w:r>
-        <w:t xml:space="preserve">&gt; </w:t>
+        <w:t>/</w:t>
       </w:r>
       <w:proofErr w:type="spellStart"/>
       <w:r>
-        <w:t>inputActions</w:t>
+        <w:t>FixedUpdate</w:t>
       </w:r>
       <w:proofErr w:type="spellEnd"/>
       <w:r>
+        <w:t>)</w:t>
+      </w:r>
+    </w:p>
+    <w:p>
+      <w:r>
+        <w:rPr>
+          <w:rFonts w:hint="eastAsia"/>
+        </w:rPr>
+        <w:t>例子：</w:t>
+      </w:r>
+    </w:p>
+    <w:p>
+      <w:r>
+        <w:rPr>
+          <w:rFonts w:hint="eastAsia"/>
+        </w:rPr>
+        <w:t>参数</w:t>
+      </w:r>
+      <w:r>
+        <w:t xml:space="preserve">Action </w:t>
+      </w:r>
+      <w:proofErr w:type="spellStart"/>
+      <w:r>
+        <w:t>Maps:Player_</w:t>
+      </w:r>
+      <w:proofErr w:type="gramStart"/>
+      <w:r>
+        <w:t>Horse,</w:t>
+      </w:r>
+      <w:r>
+        <w:rPr>
+          <w:rFonts w:hint="eastAsia"/>
+        </w:rPr>
+        <w:t>Action</w:t>
+      </w:r>
+      <w:proofErr w:type="spellEnd"/>
+      <w:proofErr w:type="gramEnd"/>
+      <w:r>
+        <w:t xml:space="preserve"> T</w:t>
+      </w:r>
+      <w:r>
+        <w:rPr>
+          <w:rFonts w:hint="eastAsia"/>
+        </w:rPr>
+        <w:t>ype</w:t>
+      </w:r>
+      <w:r>
+        <w:t xml:space="preserve"> </w:t>
+      </w:r>
+      <w:r>
+        <w:rPr>
+          <w:rFonts w:hint="eastAsia"/>
+        </w:rPr>
+        <w:t>==</w:t>
+      </w:r>
+      <w:r>
+        <w:t xml:space="preserve"> V</w:t>
+      </w:r>
+      <w:r>
+        <w:rPr>
+          <w:rFonts w:hint="eastAsia"/>
+        </w:rPr>
+        <w:t>alue</w:t>
+      </w:r>
+      <w:r>
+        <w:t xml:space="preserve">  C</w:t>
+      </w:r>
+      <w:r>
+        <w:rPr>
+          <w:rFonts w:hint="eastAsia"/>
+        </w:rPr>
+        <w:t>ontrol</w:t>
+      </w:r>
+      <w:r>
+        <w:t xml:space="preserve"> T</w:t>
+      </w:r>
+      <w:r>
+        <w:rPr>
+          <w:rFonts w:hint="eastAsia"/>
+        </w:rPr>
+        <w:t>ype</w:t>
+      </w:r>
+      <w:r>
+        <w:t xml:space="preserve"> </w:t>
+      </w:r>
+      <w:r>
+        <w:rPr>
+          <w:rFonts w:hint="eastAsia"/>
+        </w:rPr>
+        <w:t>==</w:t>
+      </w:r>
+      <w:r>
+        <w:t xml:space="preserve"> V</w:t>
+      </w:r>
+      <w:r>
+        <w:rPr>
+          <w:rFonts w:hint="eastAsia"/>
+        </w:rPr>
+        <w:t>ector2</w:t>
+      </w:r>
+    </w:p>
+    <w:p>
+      <w:r>
+        <w:t xml:space="preserve">private </w:t>
+      </w:r>
+    </w:p>
+    <w:p>
+      <w:r>
+        <w:lastRenderedPageBreak/>
+        <w:t xml:space="preserve">public Vector2 </w:t>
+      </w:r>
+      <w:proofErr w:type="spellStart"/>
+      <w:r>
+        <w:t>moveInput</w:t>
+      </w:r>
+      <w:proofErr w:type="spellEnd"/>
+      <w:r>
         <w:t>;</w:t>
       </w:r>
     </w:p>
@@ -1470,80 +2208,82 @@
         <w:rPr>
           <w:rFonts w:hint="eastAsia"/>
         </w:rPr>
-        <w:t>p</w:t>
-      </w:r>
-      <w:r>
-        <w:t>rivate void Awake</w:t>
-      </w:r>
-      <w:r>
-        <w:t>/S</w:t>
-      </w:r>
-      <w:r>
-        <w:rPr>
-          <w:rFonts w:hint="eastAsia"/>
-        </w:rPr>
-        <w:t>tart</w:t>
+        <w:t>private</w:t>
+      </w:r>
+      <w:r>
+        <w:t xml:space="preserve"> void </w:t>
+      </w:r>
+      <w:proofErr w:type="spellStart"/>
+      <w:proofErr w:type="gramStart"/>
+      <w:r>
+        <w:t>FixedUpdate</w:t>
+      </w:r>
+      <w:proofErr w:type="spellEnd"/>
+      <w:r>
+        <w:t>(</w:t>
+      </w:r>
+      <w:proofErr w:type="gramEnd"/>
+      <w:r>
+        <w:t>)</w:t>
+      </w:r>
+    </w:p>
+    <w:p>
+      <w:r>
+        <w:rPr>
+          <w:rFonts w:hint="eastAsia"/>
+        </w:rPr>
+        <w:t>{</w:t>
+      </w:r>
+    </w:p>
+    <w:p>
+      <w:pPr>
+        <w:ind w:firstLine="420"/>
+      </w:pPr>
+      <w:proofErr w:type="spellStart"/>
+      <w:r>
+        <w:t>moveInput</w:t>
+      </w:r>
+      <w:proofErr w:type="spellEnd"/>
+      <w:r>
+        <w:t xml:space="preserve"> = </w:t>
+      </w:r>
+      <w:r>
+        <w:rPr>
+          <w:rFonts w:hint="eastAsia"/>
+        </w:rPr>
+        <w:t>in</w:t>
       </w:r>
       <w:bookmarkStart w:id="0" w:name="_GoBack"/>
       <w:bookmarkEnd w:id="0"/>
       <w:r>
-        <w:t>()</w:t>
-      </w:r>
-      <w:r>
-        <w:rPr>
-          <w:rFonts w:hint="eastAsia"/>
-        </w:rPr>
-        <w:t>{</w:t>
-      </w:r>
-      <w:r>
-        <w:t xml:space="preserve"> </w:t>
-      </w:r>
-      <w:proofErr w:type="spellStart"/>
-      <w:r>
-        <w:t>inputActions</w:t>
-      </w:r>
-      <w:proofErr w:type="spellEnd"/>
-      <w:r>
-        <w:t xml:space="preserve"> =</w:t>
-      </w:r>
-      <w:r>
-        <w:t xml:space="preserve"> </w:t>
-      </w:r>
-      <w:r>
-        <w:t>&lt;</w:t>
-      </w:r>
-      <w:proofErr w:type="spellStart"/>
-      <w:r>
-        <w:t>InputActionsName</w:t>
-      </w:r>
-      <w:proofErr w:type="spellEnd"/>
-      <w:r>
-        <w:t>&gt;();</w:t>
-      </w:r>
-    </w:p>
-    <w:p>
-      <w:pPr>
-        <w:rPr>
-          <w:rFonts w:hint="eastAsia"/>
-        </w:rPr>
-      </w:pPr>
-      <w:r>
-        <w:rPr>
-          <w:rFonts w:hint="eastAsia"/>
-        </w:rPr>
-        <w:t>（</w:t>
-      </w:r>
-      <w:r>
-        <w:rPr>
-          <w:rFonts w:hint="eastAsia"/>
-        </w:rPr>
-        <w:t>2</w:t>
-      </w:r>
-      <w:r>
-        <w:rPr>
-          <w:rFonts w:hint="eastAsia"/>
-        </w:rPr>
-        <w:t>）</w:t>
+        <w:rPr>
+          <w:rFonts w:hint="eastAsia"/>
+        </w:rPr>
+        <w:t>put</w:t>
+      </w:r>
+      <w:r>
+        <w:t>A</w:t>
+      </w:r>
+      <w:r>
+        <w:rPr>
+          <w:rFonts w:hint="eastAsia"/>
+        </w:rPr>
+        <w:t>ction</w:t>
+      </w:r>
+      <w:r>
+        <w:t>N</w:t>
+      </w:r>
+      <w:r>
+        <w:rPr>
+          <w:rFonts w:hint="eastAsia"/>
+        </w:rPr>
+        <w:t>ame</w:t>
+      </w:r>
+      <w:r>
+        <w:br/>
+      </w:r>
+      <w:r>
+        <w:t>}</w:t>
       </w:r>
     </w:p>
     <w:sectPr>

--- a/Learning/new Input System/new Input System.docx
+++ b/Learning/new Input System/new Input System.docx
@@ -117,13 +117,7 @@
         <w:t>lass</w:t>
       </w:r>
     </w:p>
-    <w:p>
-      <w:pPr>
-        <w:rPr>
-          <w:rFonts w:hint="eastAsia"/>
-        </w:rPr>
-      </w:pPr>
-    </w:p>
+    <w:p/>
     <w:p/>
     <w:p>
       <w:r>
@@ -1498,13 +1492,65 @@
       <w:pPr>
         <w:ind w:left="420"/>
       </w:pPr>
-    </w:p>
-    <w:p>
+      <w:r>
+        <w:rPr>
+          <w:rFonts w:hint="eastAsia"/>
+        </w:rPr>
+        <w:t>[</w:t>
+      </w:r>
+    </w:p>
+    <w:p>
+      <w:pPr>
+        <w:ind w:left="420"/>
+      </w:pPr>
       <w:r>
         <w:rPr>
           <w:rFonts w:hint="eastAsia"/>
         </w:rPr>
         <w:lastRenderedPageBreak/>
+        <w:t>移动绑定，</w:t>
+      </w:r>
+      <w:r>
+        <w:t>A</w:t>
+      </w:r>
+      <w:r>
+        <w:rPr>
+          <w:rFonts w:hint="eastAsia"/>
+        </w:rPr>
+        <w:t>ctions</w:t>
+      </w:r>
+      <w:r>
+        <w:t>-&gt;Move-&gt;</w:t>
+      </w:r>
+      <w:r>
+        <w:rPr>
+          <w:rFonts w:hint="eastAsia"/>
+        </w:rPr>
+        <w:t>加号</w:t>
+      </w:r>
+      <w:r>
+        <w:rPr>
+          <w:rFonts w:hint="eastAsia"/>
+        </w:rPr>
+        <w:t>+-</w:t>
+      </w:r>
+      <w:r>
+        <w:t>&gt;Add Up/Down/Left/Right Composite</w:t>
+      </w:r>
+    </w:p>
+    <w:p>
+      <w:pPr>
+        <w:ind w:left="420"/>
+      </w:pPr>
+      <w:r>
+        <w:t>]</w:t>
+      </w:r>
+    </w:p>
+    <w:p>
+      <w:r>
+        <w:rPr>
+          <w:rFonts w:hint="eastAsia"/>
+        </w:rPr>
         <w:t>3</w:t>
       </w:r>
       <w:r>
@@ -1732,13 +1778,6 @@
       </w:pPr>
       <w:r>
         <w:rPr>
-          <w:rFonts w:hint="eastAsia"/>
-          <w:sz w:val="24"/>
-        </w:rPr>
-        <w:t>①</w:t>
-      </w:r>
-      <w:r>
-        <w:rPr>
           <w:sz w:val="24"/>
         </w:rPr>
         <w:t>private &lt;</w:t>
@@ -1769,6 +1808,174 @@
         <w:rPr>
           <w:sz w:val="24"/>
         </w:rPr>
+        <w:t>;</w:t>
+      </w:r>
+    </w:p>
+    <w:p>
+      <w:pPr>
+        <w:rPr>
+          <w:sz w:val="24"/>
+        </w:rPr>
+      </w:pPr>
+      <w:r>
+        <w:rPr>
+          <w:rFonts w:hint="eastAsia"/>
+          <w:sz w:val="24"/>
+        </w:rPr>
+        <w:t>p</w:t>
+      </w:r>
+      <w:r>
+        <w:rPr>
+          <w:sz w:val="24"/>
+        </w:rPr>
+        <w:t>rivate void Awake</w:t>
+      </w:r>
+      <w:r>
+        <w:rPr>
+          <w:sz w:val="24"/>
+        </w:rPr>
+        <w:t>/</w:t>
+      </w:r>
+      <w:proofErr w:type="gramStart"/>
+      <w:r>
+        <w:rPr>
+          <w:sz w:val="24"/>
+        </w:rPr>
+        <w:t>S</w:t>
+      </w:r>
+      <w:r>
+        <w:rPr>
+          <w:rFonts w:hint="eastAsia"/>
+          <w:sz w:val="24"/>
+        </w:rPr>
+        <w:t>tart</w:t>
+      </w:r>
+      <w:r>
+        <w:rPr>
+          <w:sz w:val="24"/>
+        </w:rPr>
+        <w:t>(</w:t>
+      </w:r>
+      <w:proofErr w:type="gramEnd"/>
+      <w:r>
+        <w:rPr>
+          <w:sz w:val="24"/>
+        </w:rPr>
+        <w:t>)</w:t>
+      </w:r>
+      <w:r>
+        <w:rPr>
+          <w:rFonts w:hint="eastAsia"/>
+          <w:sz w:val="24"/>
+        </w:rPr>
+        <w:t>{</w:t>
+      </w:r>
+      <w:r>
+        <w:rPr>
+          <w:sz w:val="24"/>
+        </w:rPr>
+        <w:t xml:space="preserve"> </w:t>
+      </w:r>
+      <w:proofErr w:type="spellStart"/>
+      <w:r>
+        <w:rPr>
+          <w:sz w:val="24"/>
+        </w:rPr>
+        <w:t>inputActions</w:t>
+      </w:r>
+      <w:proofErr w:type="spellEnd"/>
+      <w:r>
+        <w:rPr>
+          <w:sz w:val="24"/>
+        </w:rPr>
+        <w:t xml:space="preserve"> =</w:t>
+      </w:r>
+      <w:r>
+        <w:rPr>
+          <w:sz w:val="24"/>
+        </w:rPr>
+        <w:t xml:space="preserve"> </w:t>
+      </w:r>
+      <w:r>
+        <w:rPr>
+          <w:rFonts w:hint="eastAsia"/>
+          <w:sz w:val="24"/>
+        </w:rPr>
+        <w:t>new</w:t>
+      </w:r>
+      <w:r>
+        <w:rPr>
+          <w:sz w:val="24"/>
+        </w:rPr>
+        <w:t xml:space="preserve"> </w:t>
+      </w:r>
+      <w:r>
+        <w:rPr>
+          <w:sz w:val="24"/>
+        </w:rPr>
+        <w:t>&lt;</w:t>
+      </w:r>
+      <w:proofErr w:type="spellStart"/>
+      <w:r>
+        <w:rPr>
+          <w:sz w:val="24"/>
+        </w:rPr>
+        <w:t>InputActionsName</w:t>
+      </w:r>
+      <w:proofErr w:type="spellEnd"/>
+      <w:r>
+        <w:rPr>
+          <w:sz w:val="24"/>
+        </w:rPr>
+        <w:t>&gt;();</w:t>
+      </w:r>
+    </w:p>
+    <w:p>
+      <w:r>
+        <w:t>[</w:t>
+      </w:r>
+    </w:p>
+    <w:p>
+      <w:pPr>
+        <w:rPr>
+          <w:sz w:val="24"/>
+        </w:rPr>
+      </w:pPr>
+      <w:r>
+        <w:tab/>
+      </w:r>
+      <w:r>
+        <w:rPr>
+          <w:sz w:val="24"/>
+        </w:rPr>
+        <w:t>private &lt;</w:t>
+      </w:r>
+      <w:proofErr w:type="spellStart"/>
+      <w:r>
+        <w:rPr>
+          <w:sz w:val="24"/>
+        </w:rPr>
+        <w:t>InputActionsName</w:t>
+      </w:r>
+      <w:proofErr w:type="spellEnd"/>
+      <w:r>
+        <w:rPr>
+          <w:sz w:val="24"/>
+        </w:rPr>
+        <w:t xml:space="preserve">&gt; </w:t>
+      </w:r>
+      <w:proofErr w:type="spellStart"/>
+      <w:r>
+        <w:rPr>
+          <w:sz w:val="24"/>
+        </w:rPr>
+        <w:t>inputActions</w:t>
+      </w:r>
+      <w:proofErr w:type="spellEnd"/>
+      <w:r>
+        <w:rPr>
+          <w:sz w:val="24"/>
+        </w:rPr>
         <w:t xml:space="preserve"> = </w:t>
       </w:r>
       <w:r>
@@ -1798,494 +2005,1376 @@
         <w:t>InputActionsName</w:t>
       </w:r>
       <w:proofErr w:type="spellEnd"/>
-      <w:r>
-        <w:rPr>
-          <w:sz w:val="24"/>
-        </w:rPr>
-        <w:t>&gt;();</w:t>
-      </w:r>
-    </w:p>
-    <w:p>
-      <w:pPr>
-        <w:rPr>
-          <w:sz w:val="24"/>
-        </w:rPr>
-      </w:pPr>
-      <w:r>
-        <w:rPr>
-          <w:rFonts w:hint="eastAsia"/>
-          <w:sz w:val="24"/>
-        </w:rPr>
-        <w:t>②</w:t>
-      </w:r>
-      <w:r>
-        <w:rPr>
-          <w:sz w:val="24"/>
-        </w:rPr>
-        <w:t>private &lt;</w:t>
-      </w:r>
-      <w:proofErr w:type="spellStart"/>
-      <w:r>
-        <w:rPr>
-          <w:sz w:val="24"/>
-        </w:rPr>
-        <w:t>InputActionsName</w:t>
-      </w:r>
-      <w:proofErr w:type="spellEnd"/>
-      <w:r>
-        <w:rPr>
-          <w:sz w:val="24"/>
-        </w:rPr>
-        <w:t xml:space="preserve">&gt; </w:t>
-      </w:r>
-      <w:proofErr w:type="spellStart"/>
-      <w:r>
-        <w:rPr>
-          <w:sz w:val="24"/>
-        </w:rPr>
-        <w:t>inputActions</w:t>
-      </w:r>
-      <w:proofErr w:type="spellEnd"/>
-      <w:r>
-        <w:rPr>
-          <w:sz w:val="24"/>
-        </w:rPr>
-        <w:t>;</w:t>
-      </w:r>
-    </w:p>
-    <w:p>
-      <w:pPr>
-        <w:rPr>
-          <w:sz w:val="24"/>
-        </w:rPr>
-      </w:pPr>
-      <w:r>
-        <w:rPr>
-          <w:rFonts w:hint="eastAsia"/>
-          <w:sz w:val="24"/>
-        </w:rPr>
-        <w:t>p</w:t>
-      </w:r>
-      <w:r>
-        <w:rPr>
-          <w:sz w:val="24"/>
-        </w:rPr>
-        <w:t>rivate void Awake</w:t>
-      </w:r>
-      <w:r>
-        <w:rPr>
-          <w:sz w:val="24"/>
-        </w:rPr>
-        <w:t>/</w:t>
-      </w:r>
       <w:proofErr w:type="gramStart"/>
       <w:r>
         <w:rPr>
           <w:sz w:val="24"/>
         </w:rPr>
-        <w:t>S</w:t>
-      </w:r>
-      <w:r>
-        <w:rPr>
-          <w:rFonts w:hint="eastAsia"/>
-          <w:sz w:val="24"/>
-        </w:rPr>
-        <w:t>tart</w:t>
-      </w:r>
-      <w:r>
-        <w:rPr>
-          <w:sz w:val="24"/>
-        </w:rPr>
-        <w:t>(</w:t>
+        <w:t>&gt;(</w:t>
       </w:r>
       <w:proofErr w:type="gramEnd"/>
       <w:r>
         <w:rPr>
           <w:sz w:val="24"/>
         </w:rPr>
-        <w:t>)</w:t>
-      </w:r>
-      <w:r>
-        <w:rPr>
-          <w:rFonts w:hint="eastAsia"/>
-          <w:sz w:val="24"/>
-        </w:rPr>
-        <w:t>{</w:t>
-      </w:r>
-      <w:r>
-        <w:rPr>
-          <w:sz w:val="24"/>
-        </w:rPr>
-        <w:t xml:space="preserve"> </w:t>
-      </w:r>
-      <w:proofErr w:type="spellStart"/>
-      <w:r>
-        <w:rPr>
-          <w:sz w:val="24"/>
-        </w:rPr>
-        <w:t>inputActions</w:t>
-      </w:r>
-      <w:proofErr w:type="spellEnd"/>
-      <w:r>
-        <w:rPr>
-          <w:sz w:val="24"/>
-        </w:rPr>
-        <w:t xml:space="preserve"> =</w:t>
-      </w:r>
-      <w:r>
-        <w:rPr>
-          <w:sz w:val="24"/>
-        </w:rPr>
-        <w:t xml:space="preserve"> </w:t>
-      </w:r>
-      <w:r>
-        <w:rPr>
-          <w:rFonts w:hint="eastAsia"/>
-          <w:sz w:val="24"/>
-        </w:rPr>
-        <w:t>new</w:t>
-      </w:r>
-      <w:r>
-        <w:rPr>
-          <w:sz w:val="24"/>
-        </w:rPr>
-        <w:t xml:space="preserve"> </w:t>
-      </w:r>
-      <w:r>
-        <w:rPr>
-          <w:sz w:val="24"/>
-        </w:rPr>
-        <w:t>&lt;</w:t>
-      </w:r>
-      <w:proofErr w:type="spellStart"/>
-      <w:r>
-        <w:rPr>
-          <w:sz w:val="24"/>
-        </w:rPr>
-        <w:t>InputActionsName</w:t>
-      </w:r>
-      <w:proofErr w:type="spellEnd"/>
-      <w:r>
-        <w:rPr>
-          <w:sz w:val="24"/>
-        </w:rPr>
-        <w:t>&gt;();</w:t>
-      </w:r>
-    </w:p>
-    <w:p>
-      <w:r>
-        <w:t>[</w:t>
-      </w:r>
-    </w:p>
-    <w:p>
-      <w:pPr>
-        <w:ind w:left="420"/>
-      </w:pPr>
-      <w:r>
-        <w:rPr>
-          <w:rFonts w:hint="eastAsia"/>
-        </w:rPr>
-        <w:t>两种方法主要区别在于时机，</w:t>
-      </w:r>
-      <w:r>
-        <w:rPr>
-          <w:rFonts w:hint="eastAsia"/>
-        </w:rPr>
-        <w:t>实质的差别很小</w:t>
-      </w:r>
-      <w:r>
-        <w:rPr>
-          <w:rFonts w:hint="eastAsia"/>
-        </w:rPr>
-        <w:t>，方法①在</w:t>
-      </w:r>
-      <w:r>
-        <w:rPr>
-          <w:rFonts w:hint="eastAsia"/>
-        </w:rPr>
-        <w:t>Awake/</w:t>
-      </w:r>
-      <w:r>
-        <w:t>S</w:t>
-      </w:r>
-      <w:r>
-        <w:rPr>
-          <w:rFonts w:hint="eastAsia"/>
-        </w:rPr>
-        <w:t>tart</w:t>
-      </w:r>
-      <w:r>
-        <w:rPr>
-          <w:rFonts w:hint="eastAsia"/>
-        </w:rPr>
-        <w:t>前进行</w:t>
-      </w:r>
-    </w:p>
-    <w:p>
-      <w:r>
-        <w:t>]</w:t>
-      </w:r>
-    </w:p>
-    <w:p/>
-    <w:p>
-      <w:r>
-        <w:rPr>
-          <w:rFonts w:hint="eastAsia"/>
-        </w:rPr>
-        <w:t>（</w:t>
-      </w:r>
-      <w:r>
-        <w:rPr>
-          <w:rFonts w:hint="eastAsia"/>
-        </w:rPr>
-        <w:t>2</w:t>
-      </w:r>
-      <w:r>
-        <w:rPr>
-          <w:rFonts w:hint="eastAsia"/>
-        </w:rPr>
-        <w:t>）</w:t>
-      </w:r>
-      <w:r>
-        <w:rPr>
-          <w:rFonts w:hint="eastAsia"/>
-        </w:rPr>
-        <w:t>监听</w:t>
-      </w:r>
-    </w:p>
-    <w:p>
-      <w:r>
-        <w:rPr>
-          <w:rFonts w:hint="eastAsia"/>
-        </w:rPr>
-        <w:t>①实时监听</w:t>
-      </w:r>
-      <w:r>
-        <w:rPr>
-          <w:rFonts w:hint="eastAsia"/>
-        </w:rPr>
-        <w:t>(</w:t>
-      </w:r>
-      <w:r>
-        <w:t>Update/</w:t>
-      </w:r>
-      <w:proofErr w:type="spellStart"/>
-      <w:r>
-        <w:t>LateUpdate</w:t>
-      </w:r>
-      <w:proofErr w:type="spellEnd"/>
-      <w:r>
-        <w:t>/</w:t>
-      </w:r>
-      <w:proofErr w:type="spellStart"/>
-      <w:r>
-        <w:t>FixedUpdate</w:t>
-      </w:r>
-      <w:proofErr w:type="spellEnd"/>
-      <w:r>
-        <w:t>)</w:t>
-      </w:r>
-    </w:p>
-    <w:p>
-      <w:r>
-        <w:rPr>
-          <w:rFonts w:hint="eastAsia"/>
-        </w:rPr>
-        <w:t>例子：</w:t>
-      </w:r>
-    </w:p>
-    <w:p>
-      <w:r>
-        <w:rPr>
-          <w:rFonts w:hint="eastAsia"/>
-        </w:rPr>
-        <w:t>参数</w:t>
-      </w:r>
-      <w:r>
-        <w:t xml:space="preserve">Action </w:t>
-      </w:r>
-      <w:proofErr w:type="spellStart"/>
-      <w:r>
-        <w:t>Maps:Player_</w:t>
-      </w:r>
-      <w:proofErr w:type="gramStart"/>
-      <w:r>
-        <w:t>Horse,</w:t>
-      </w:r>
-      <w:r>
-        <w:rPr>
-          <w:rFonts w:hint="eastAsia"/>
-        </w:rPr>
-        <w:t>Action</w:t>
-      </w:r>
-      <w:proofErr w:type="spellEnd"/>
-      <w:proofErr w:type="gramEnd"/>
-      <w:r>
-        <w:t xml:space="preserve"> T</w:t>
-      </w:r>
-      <w:r>
-        <w:rPr>
-          <w:rFonts w:hint="eastAsia"/>
-        </w:rPr>
-        <w:t>ype</w:t>
-      </w:r>
-      <w:r>
-        <w:t xml:space="preserve"> </w:t>
-      </w:r>
-      <w:r>
-        <w:rPr>
-          <w:rFonts w:hint="eastAsia"/>
-        </w:rPr>
-        <w:t>==</w:t>
-      </w:r>
-      <w:r>
-        <w:t xml:space="preserve"> V</w:t>
-      </w:r>
-      <w:r>
-        <w:rPr>
-          <w:rFonts w:hint="eastAsia"/>
-        </w:rPr>
-        <w:t>alue</w:t>
-      </w:r>
-      <w:r>
-        <w:t xml:space="preserve">  C</w:t>
-      </w:r>
-      <w:r>
-        <w:rPr>
-          <w:rFonts w:hint="eastAsia"/>
-        </w:rPr>
-        <w:t>ontrol</w:t>
-      </w:r>
-      <w:r>
-        <w:t xml:space="preserve"> T</w:t>
-      </w:r>
-      <w:r>
-        <w:rPr>
-          <w:rFonts w:hint="eastAsia"/>
-        </w:rPr>
-        <w:t>ype</w:t>
-      </w:r>
-      <w:r>
-        <w:t xml:space="preserve"> </w:t>
-      </w:r>
-      <w:r>
-        <w:rPr>
-          <w:rFonts w:hint="eastAsia"/>
-        </w:rPr>
-        <w:t>==</w:t>
-      </w:r>
-      <w:r>
-        <w:t xml:space="preserve"> V</w:t>
-      </w:r>
-      <w:r>
-        <w:rPr>
-          <w:rFonts w:hint="eastAsia"/>
-        </w:rPr>
-        <w:t>ector2</w:t>
-      </w:r>
-    </w:p>
-    <w:p>
-      <w:r>
-        <w:t xml:space="preserve">private </w:t>
-      </w:r>
-    </w:p>
-    <w:p>
-      <w:r>
-        <w:lastRenderedPageBreak/>
-        <w:t xml:space="preserve">public Vector2 </w:t>
-      </w:r>
-      <w:proofErr w:type="spellStart"/>
-      <w:r>
-        <w:t>moveInput</w:t>
-      </w:r>
-      <w:proofErr w:type="spellEnd"/>
-      <w:r>
-        <w:t>;</w:t>
-      </w:r>
-    </w:p>
-    <w:p>
-      <w:r>
-        <w:rPr>
-          <w:rFonts w:hint="eastAsia"/>
-        </w:rPr>
-        <w:t>private</w:t>
-      </w:r>
-      <w:r>
-        <w:t xml:space="preserve"> void </w:t>
-      </w:r>
-      <w:proofErr w:type="spellStart"/>
-      <w:proofErr w:type="gramStart"/>
-      <w:r>
-        <w:t>FixedUpdate</w:t>
-      </w:r>
-      <w:proofErr w:type="spellEnd"/>
-      <w:r>
-        <w:t>(</w:t>
-      </w:r>
-      <w:proofErr w:type="gramEnd"/>
-      <w:r>
-        <w:t>)</w:t>
-      </w:r>
-    </w:p>
-    <w:p>
-      <w:r>
-        <w:rPr>
-          <w:rFonts w:hint="eastAsia"/>
-        </w:rPr>
-        <w:t>{</w:t>
-      </w:r>
-    </w:p>
-    <w:p>
-      <w:pPr>
-        <w:ind w:firstLine="420"/>
-      </w:pPr>
-      <w:proofErr w:type="spellStart"/>
-      <w:r>
-        <w:t>moveInput</w:t>
-      </w:r>
-      <w:proofErr w:type="spellEnd"/>
-      <w:r>
-        <w:t xml:space="preserve"> = </w:t>
-      </w:r>
-      <w:r>
-        <w:rPr>
-          <w:rFonts w:hint="eastAsia"/>
-        </w:rPr>
-        <w:t>in</w:t>
+        <w:t>);</w:t>
+      </w:r>
+    </w:p>
+    <w:p>
+      <w:pPr>
+        <w:rPr>
+          <w:rFonts w:hint="eastAsia"/>
+        </w:rPr>
+      </w:pPr>
+      <w:r>
+        <w:tab/>
+      </w:r>
+      <w:r>
+        <w:rPr>
+          <w:rFonts w:hint="eastAsia"/>
+        </w:rPr>
+        <w:t>该方法会报错</w:t>
       </w:r>
       <w:bookmarkStart w:id="0" w:name="_GoBack"/>
       <w:bookmarkEnd w:id="0"/>
-      <w:r>
-        <w:rPr>
-          <w:rFonts w:hint="eastAsia"/>
-        </w:rPr>
-        <w:t>put</w:t>
-      </w:r>
-      <w:r>
+    </w:p>
+    <w:p>
+      <w:r>
+        <w:t>]</w:t>
+      </w:r>
+    </w:p>
+    <w:p/>
+    <w:p>
+      <w:r>
+        <w:rPr>
+          <w:rFonts w:hint="eastAsia"/>
+        </w:rPr>
+        <w:t>（</w:t>
+      </w:r>
+      <w:r>
+        <w:rPr>
+          <w:rFonts w:hint="eastAsia"/>
+        </w:rPr>
+        <w:t>2</w:t>
+      </w:r>
+      <w:r>
+        <w:rPr>
+          <w:rFonts w:hint="eastAsia"/>
+        </w:rPr>
+        <w:t>）</w:t>
+      </w:r>
+      <w:r>
+        <w:rPr>
+          <w:rFonts w:hint="eastAsia"/>
+        </w:rPr>
+        <w:t>监听</w:t>
+      </w:r>
+    </w:p>
+    <w:p>
+      <w:r>
+        <w:rPr>
+          <w:rFonts w:hint="eastAsia"/>
+        </w:rPr>
+        <w:t>①实时监听</w:t>
+      </w:r>
+      <w:r>
+        <w:rPr>
+          <w:rFonts w:hint="eastAsia"/>
+        </w:rPr>
+        <w:t>(</w:t>
+      </w:r>
+      <w:r>
+        <w:t>Update/</w:t>
+      </w:r>
+      <w:proofErr w:type="spellStart"/>
+      <w:r>
+        <w:t>LateUpdate</w:t>
+      </w:r>
+      <w:proofErr w:type="spellEnd"/>
+      <w:r>
+        <w:t>/</w:t>
+      </w:r>
+      <w:proofErr w:type="spellStart"/>
+      <w:r>
+        <w:t>FixedUpdate</w:t>
+      </w:r>
+      <w:proofErr w:type="spellEnd"/>
+      <w:r>
+        <w:t>)</w:t>
+      </w:r>
+    </w:p>
+    <w:p>
+      <w:r>
+        <w:rPr>
+          <w:rFonts w:hint="eastAsia"/>
+        </w:rPr>
+        <w:t>例子：</w:t>
+      </w:r>
+    </w:p>
+    <w:p>
+      <w:r>
+        <w:rPr>
+          <w:rFonts w:hint="eastAsia"/>
+        </w:rPr>
+        <w:t>参数</w:t>
+      </w:r>
+      <w:r>
+        <w:rPr>
+          <w:rFonts w:hint="eastAsia"/>
+        </w:rPr>
+        <w:t xml:space="preserve"> </w:t>
+      </w:r>
+      <w:proofErr w:type="spellStart"/>
+      <w:r>
+        <w:rPr>
+          <w:rFonts w:hint="eastAsia"/>
+        </w:rPr>
         <w:t>A</w:t>
       </w:r>
       <w:r>
-        <w:rPr>
-          <w:rFonts w:hint="eastAsia"/>
-        </w:rPr>
-        <w:t>ction</w:t>
-      </w:r>
-      <w:r>
-        <w:t>N</w:t>
-      </w:r>
-      <w:r>
-        <w:rPr>
-          <w:rFonts w:hint="eastAsia"/>
-        </w:rPr>
-        <w:t>ame</w:t>
-      </w:r>
-      <w:r>
+        <w:t>ction:</w:t>
+      </w:r>
+      <w:proofErr w:type="gramStart"/>
+      <w:r>
+        <w:t>Move</w:t>
+      </w:r>
+      <w:proofErr w:type="spellEnd"/>
+      <w:r>
+        <w:t>[</w:t>
+      </w:r>
+      <w:proofErr w:type="spellStart"/>
+      <w:proofErr w:type="gramEnd"/>
+      <w:r>
+        <w:rPr>
+          <w:rFonts w:hint="eastAsia"/>
+        </w:rPr>
+        <w:t>Action</w:t>
+      </w:r>
+      <w:r>
+        <w:t>T</w:t>
+      </w:r>
+      <w:r>
+        <w:rPr>
+          <w:rFonts w:hint="eastAsia"/>
+        </w:rPr>
+        <w:t>ype</w:t>
+      </w:r>
+      <w:proofErr w:type="spellEnd"/>
+      <w:r>
+        <w:t xml:space="preserve"> V</w:t>
+      </w:r>
+      <w:r>
+        <w:rPr>
+          <w:rFonts w:hint="eastAsia"/>
+        </w:rPr>
+        <w:t>alue</w:t>
+      </w:r>
+      <w:r>
+        <w:t xml:space="preserve"> </w:t>
+      </w:r>
+      <w:r>
+        <w:t xml:space="preserve"> </w:t>
+      </w:r>
+      <w:proofErr w:type="spellStart"/>
+      <w:r>
+        <w:t>C</w:t>
+      </w:r>
+      <w:r>
+        <w:rPr>
+          <w:rFonts w:hint="eastAsia"/>
+        </w:rPr>
+        <w:t>ontrol</w:t>
+      </w:r>
+      <w:r>
+        <w:t>T</w:t>
+      </w:r>
+      <w:r>
+        <w:rPr>
+          <w:rFonts w:hint="eastAsia"/>
+        </w:rPr>
+        <w:t>ype</w:t>
+      </w:r>
+      <w:proofErr w:type="spellEnd"/>
+      <w:r>
+        <w:t xml:space="preserve"> V</w:t>
+      </w:r>
+      <w:r>
+        <w:rPr>
+          <w:rFonts w:hint="eastAsia"/>
+        </w:rPr>
+        <w:t>ector2</w:t>
+      </w:r>
+      <w:r>
+        <w:t>]</w:t>
+      </w:r>
+    </w:p>
+    <w:p>
+      <w:proofErr w:type="gramStart"/>
+      <w:r>
+        <w:rPr>
+          <w:rFonts w:hint="eastAsia"/>
+        </w:rPr>
+        <w:lastRenderedPageBreak/>
+        <w:t>J</w:t>
+      </w:r>
+      <w:r>
+        <w:t>ump[</w:t>
+      </w:r>
+      <w:proofErr w:type="spellStart"/>
+      <w:proofErr w:type="gramEnd"/>
+      <w:r>
+        <w:t>ActionType</w:t>
+      </w:r>
+      <w:proofErr w:type="spellEnd"/>
+      <w:r>
+        <w:t xml:space="preserve"> Button]</w:t>
+      </w:r>
+    </w:p>
+    <w:p>
+      <w:pPr>
+        <w:rPr>
+          <w:sz w:val="24"/>
+        </w:rPr>
+      </w:pPr>
+      <w:r>
+        <w:rPr>
+          <w:sz w:val="24"/>
+        </w:rPr>
+        <w:t>private</w:t>
+      </w:r>
+      <w:r>
+        <w:rPr>
+          <w:sz w:val="24"/>
+        </w:rPr>
+        <w:t xml:space="preserve"> </w:t>
+      </w:r>
+      <w:proofErr w:type="spellStart"/>
+      <w:r>
+        <w:rPr>
+          <w:sz w:val="24"/>
+        </w:rPr>
+        <w:t>InputActionName</w:t>
+      </w:r>
+      <w:proofErr w:type="spellEnd"/>
+      <w:r>
+        <w:rPr>
+          <w:sz w:val="24"/>
+        </w:rPr>
+        <w:t xml:space="preserve"> </w:t>
+      </w:r>
+      <w:proofErr w:type="spellStart"/>
+      <w:r>
+        <w:rPr>
+          <w:sz w:val="24"/>
+        </w:rPr>
+        <w:t>inputActions</w:t>
+      </w:r>
+      <w:proofErr w:type="spellEnd"/>
+      <w:r>
+        <w:rPr>
+          <w:sz w:val="24"/>
+        </w:rPr>
+        <w:t xml:space="preserve"> = new </w:t>
+      </w:r>
+      <w:proofErr w:type="spellStart"/>
+      <w:proofErr w:type="gramStart"/>
+      <w:r>
+        <w:rPr>
+          <w:sz w:val="24"/>
+        </w:rPr>
+        <w:t>InputActionName</w:t>
+      </w:r>
+      <w:proofErr w:type="spellEnd"/>
+      <w:r>
+        <w:rPr>
+          <w:sz w:val="24"/>
+        </w:rPr>
+        <w:t>(</w:t>
+      </w:r>
+      <w:proofErr w:type="gramEnd"/>
+      <w:r>
+        <w:rPr>
+          <w:sz w:val="24"/>
+        </w:rPr>
+        <w:t>);</w:t>
+      </w:r>
+    </w:p>
+    <w:p>
+      <w:pPr>
+        <w:rPr>
+          <w:sz w:val="24"/>
+        </w:rPr>
+      </w:pPr>
+      <w:r>
+        <w:rPr>
+          <w:sz w:val="24"/>
+        </w:rPr>
+        <w:t xml:space="preserve">public Vector2 </w:t>
+      </w:r>
+      <w:proofErr w:type="spellStart"/>
+      <w:r>
+        <w:rPr>
+          <w:sz w:val="24"/>
+        </w:rPr>
+        <w:t>M</w:t>
+      </w:r>
+      <w:r>
+        <w:rPr>
+          <w:sz w:val="24"/>
+        </w:rPr>
+        <w:t>oveInput</w:t>
+      </w:r>
+      <w:proofErr w:type="spellEnd"/>
+      <w:r>
+        <w:rPr>
+          <w:sz w:val="24"/>
+        </w:rPr>
+        <w:t xml:space="preserve"> </w:t>
+      </w:r>
+      <w:proofErr w:type="gramStart"/>
+      <w:r>
+        <w:rPr>
+          <w:sz w:val="24"/>
+        </w:rPr>
+        <w:t>{ get</w:t>
+      </w:r>
+      <w:proofErr w:type="gramEnd"/>
+      <w:r>
+        <w:rPr>
+          <w:sz w:val="24"/>
+        </w:rPr>
+        <w:t>; private set; }</w:t>
+      </w:r>
+    </w:p>
+    <w:p>
+      <w:pPr>
+        <w:rPr>
+          <w:sz w:val="24"/>
+        </w:rPr>
+      </w:pPr>
+      <w:r>
+        <w:rPr>
+          <w:rFonts w:hint="eastAsia"/>
+          <w:sz w:val="24"/>
+        </w:rPr>
+        <w:t>p</w:t>
+      </w:r>
+      <w:r>
+        <w:rPr>
+          <w:sz w:val="24"/>
+        </w:rPr>
+        <w:t xml:space="preserve">ublic bool </w:t>
+      </w:r>
+      <w:proofErr w:type="spellStart"/>
+      <w:r>
+        <w:rPr>
+          <w:sz w:val="24"/>
+        </w:rPr>
+        <w:t>JumpPressed</w:t>
+      </w:r>
+      <w:proofErr w:type="spellEnd"/>
+      <w:r>
+        <w:rPr>
+          <w:sz w:val="24"/>
+        </w:rPr>
+        <w:t xml:space="preserve"> </w:t>
+      </w:r>
+      <w:r>
+        <w:rPr>
+          <w:rFonts w:hint="eastAsia"/>
+          <w:sz w:val="24"/>
+        </w:rPr>
+        <w:t>{</w:t>
+      </w:r>
+      <w:r>
+        <w:rPr>
+          <w:sz w:val="24"/>
+        </w:rPr>
+        <w:t xml:space="preserve"> </w:t>
+      </w:r>
+      <w:r>
+        <w:rPr>
+          <w:rFonts w:hint="eastAsia"/>
+          <w:sz w:val="24"/>
+        </w:rPr>
+        <w:t>get</w:t>
+      </w:r>
+      <w:r>
+        <w:rPr>
+          <w:sz w:val="24"/>
+        </w:rPr>
+        <w:t>; private set; }</w:t>
+      </w:r>
+      <w:r>
+        <w:rPr>
+          <w:sz w:val="24"/>
+        </w:rPr>
+        <w:tab/>
+        <w:t>//C</w:t>
+      </w:r>
+      <w:r>
+        <w:rPr>
+          <w:rFonts w:hint="eastAsia"/>
+          <w:sz w:val="24"/>
+        </w:rPr>
+        <w:t>#</w:t>
+      </w:r>
+      <w:r>
+        <w:rPr>
+          <w:rFonts w:hint="eastAsia"/>
+          <w:sz w:val="24"/>
+        </w:rPr>
+        <w:t>命名规范</w:t>
+      </w:r>
+      <w:r>
+        <w:rPr>
+          <w:rFonts w:hint="eastAsia"/>
+          <w:sz w:val="24"/>
+        </w:rPr>
+        <w:t>-</w:t>
+      </w:r>
+      <w:r>
+        <w:rPr>
+          <w:rFonts w:hint="eastAsia"/>
+          <w:sz w:val="24"/>
+        </w:rPr>
+        <w:t>公开属性的首字母大写</w:t>
+      </w:r>
+    </w:p>
+    <w:p>
+      <w:pPr>
+        <w:rPr>
+          <w:sz w:val="24"/>
+        </w:rPr>
+      </w:pPr>
+    </w:p>
+    <w:p>
+      <w:pPr>
+        <w:rPr>
+          <w:sz w:val="24"/>
+        </w:rPr>
+      </w:pPr>
+      <w:r>
+        <w:rPr>
+          <w:rFonts w:hint="eastAsia"/>
+          <w:sz w:val="24"/>
+        </w:rPr>
+        <w:t>p</w:t>
+      </w:r>
+      <w:r>
+        <w:rPr>
+          <w:sz w:val="24"/>
+        </w:rPr>
+        <w:t xml:space="preserve">rivate void </w:t>
+      </w:r>
+      <w:proofErr w:type="spellStart"/>
+      <w:proofErr w:type="gramStart"/>
+      <w:r>
+        <w:rPr>
+          <w:sz w:val="24"/>
+        </w:rPr>
+        <w:t>OnEnabled</w:t>
+      </w:r>
+      <w:proofErr w:type="spellEnd"/>
+      <w:r>
+        <w:rPr>
+          <w:sz w:val="24"/>
+        </w:rPr>
+        <w:t>(</w:t>
+      </w:r>
+      <w:proofErr w:type="gramEnd"/>
+      <w:r>
+        <w:rPr>
+          <w:sz w:val="24"/>
+        </w:rPr>
+        <w:t>)</w:t>
+      </w:r>
+    </w:p>
+    <w:p>
+      <w:pPr>
+        <w:rPr>
+          <w:sz w:val="24"/>
+        </w:rPr>
+      </w:pPr>
+      <w:r>
+        <w:rPr>
+          <w:rFonts w:hint="eastAsia"/>
+          <w:sz w:val="24"/>
+        </w:rPr>
+        <w:t>{</w:t>
+      </w:r>
+      <w:r>
+        <w:rPr>
+          <w:sz w:val="24"/>
+        </w:rPr>
         <w:br/>
       </w:r>
       <w:r>
+        <w:rPr>
+          <w:sz w:val="24"/>
+        </w:rPr>
+        <w:tab/>
+      </w:r>
+      <w:proofErr w:type="spellStart"/>
+      <w:r>
+        <w:rPr>
+          <w:sz w:val="24"/>
+        </w:rPr>
+        <w:t>inputActions.ActionMapName.Enable</w:t>
+      </w:r>
+      <w:proofErr w:type="spellEnd"/>
+      <w:r>
+        <w:rPr>
+          <w:sz w:val="24"/>
+        </w:rPr>
+        <w:t>();</w:t>
+      </w:r>
+    </w:p>
+    <w:p>
+      <w:pPr>
+        <w:rPr>
+          <w:sz w:val="24"/>
+        </w:rPr>
+      </w:pPr>
+      <w:r>
+        <w:rPr>
+          <w:sz w:val="24"/>
+        </w:rPr>
+        <w:tab/>
+      </w:r>
+      <w:proofErr w:type="spellStart"/>
+      <w:proofErr w:type="gramStart"/>
+      <w:r>
+        <w:rPr>
+          <w:sz w:val="24"/>
+        </w:rPr>
+        <w:t>inputActions.ActionMapName.Jump.performed</w:t>
+      </w:r>
+      <w:proofErr w:type="spellEnd"/>
+      <w:proofErr w:type="gramEnd"/>
+      <w:r>
+        <w:rPr>
+          <w:sz w:val="24"/>
+        </w:rPr>
+        <w:t xml:space="preserve"> += </w:t>
+      </w:r>
+      <w:proofErr w:type="spellStart"/>
+      <w:r>
+        <w:rPr>
+          <w:sz w:val="24"/>
+        </w:rPr>
+        <w:t>OnJump</w:t>
+      </w:r>
+      <w:proofErr w:type="spellEnd"/>
+      <w:r>
+        <w:rPr>
+          <w:sz w:val="24"/>
+        </w:rPr>
+        <w:t>;</w:t>
+      </w:r>
+    </w:p>
+    <w:p>
+      <w:pPr>
+        <w:rPr>
+          <w:sz w:val="24"/>
+        </w:rPr>
+      </w:pPr>
+      <w:r>
+        <w:rPr>
+          <w:sz w:val="24"/>
+        </w:rPr>
         <w:t>}</w:t>
       </w:r>
     </w:p>
+    <w:p>
+      <w:pPr>
+        <w:rPr>
+          <w:sz w:val="24"/>
+        </w:rPr>
+      </w:pPr>
+    </w:p>
+    <w:p>
+      <w:pPr>
+        <w:rPr>
+          <w:sz w:val="24"/>
+        </w:rPr>
+      </w:pPr>
+      <w:r>
+        <w:rPr>
+          <w:rFonts w:hint="eastAsia"/>
+          <w:sz w:val="24"/>
+        </w:rPr>
+        <w:t>p</w:t>
+      </w:r>
+      <w:r>
+        <w:rPr>
+          <w:sz w:val="24"/>
+        </w:rPr>
+        <w:t xml:space="preserve">rivate void </w:t>
+      </w:r>
+      <w:proofErr w:type="spellStart"/>
+      <w:proofErr w:type="gramStart"/>
+      <w:r>
+        <w:rPr>
+          <w:sz w:val="24"/>
+        </w:rPr>
+        <w:t>OnDisable</w:t>
+      </w:r>
+      <w:proofErr w:type="spellEnd"/>
+      <w:r>
+        <w:rPr>
+          <w:sz w:val="24"/>
+        </w:rPr>
+        <w:t>(</w:t>
+      </w:r>
+      <w:proofErr w:type="gramEnd"/>
+      <w:r>
+        <w:rPr>
+          <w:sz w:val="24"/>
+        </w:rPr>
+        <w:t>)</w:t>
+      </w:r>
+    </w:p>
+    <w:p>
+      <w:pPr>
+        <w:rPr>
+          <w:sz w:val="24"/>
+        </w:rPr>
+      </w:pPr>
+      <w:r>
+        <w:rPr>
+          <w:rFonts w:hint="eastAsia"/>
+          <w:sz w:val="24"/>
+        </w:rPr>
+        <w:t>{</w:t>
+      </w:r>
+      <w:r>
+        <w:rPr>
+          <w:sz w:val="24"/>
+        </w:rPr>
+        <w:br/>
+      </w:r>
+      <w:r>
+        <w:rPr>
+          <w:sz w:val="24"/>
+        </w:rPr>
+        <w:tab/>
+      </w:r>
+      <w:proofErr w:type="spellStart"/>
+      <w:r>
+        <w:rPr>
+          <w:sz w:val="24"/>
+        </w:rPr>
+        <w:t>inputActions.ActionMapName.Jump.performed</w:t>
+      </w:r>
+      <w:proofErr w:type="spellEnd"/>
+      <w:r>
+        <w:rPr>
+          <w:sz w:val="24"/>
+        </w:rPr>
+        <w:t xml:space="preserve"> -= </w:t>
+      </w:r>
+      <w:proofErr w:type="spellStart"/>
+      <w:r>
+        <w:rPr>
+          <w:sz w:val="24"/>
+        </w:rPr>
+        <w:t>OnJump</w:t>
+      </w:r>
+      <w:proofErr w:type="spellEnd"/>
+      <w:r>
+        <w:rPr>
+          <w:sz w:val="24"/>
+        </w:rPr>
+        <w:t>;</w:t>
+      </w:r>
+    </w:p>
+    <w:p>
+      <w:pPr>
+        <w:rPr>
+          <w:sz w:val="24"/>
+        </w:rPr>
+      </w:pPr>
+      <w:r>
+        <w:rPr>
+          <w:sz w:val="24"/>
+        </w:rPr>
+        <w:tab/>
+      </w:r>
+      <w:proofErr w:type="spellStart"/>
+      <w:proofErr w:type="gramStart"/>
+      <w:r>
+        <w:rPr>
+          <w:sz w:val="24"/>
+        </w:rPr>
+        <w:t>inputActions.ActionMapName.Disable</w:t>
+      </w:r>
+      <w:proofErr w:type="spellEnd"/>
+      <w:proofErr w:type="gramEnd"/>
+      <w:r>
+        <w:rPr>
+          <w:sz w:val="24"/>
+        </w:rPr>
+        <w:t>();</w:t>
+      </w:r>
+    </w:p>
+    <w:p>
+      <w:pPr>
+        <w:rPr>
+          <w:sz w:val="24"/>
+        </w:rPr>
+      </w:pPr>
+      <w:r>
+        <w:rPr>
+          <w:rFonts w:hint="eastAsia"/>
+          <w:sz w:val="24"/>
+        </w:rPr>
+        <w:t>}</w:t>
+      </w:r>
+    </w:p>
+    <w:p>
+      <w:pPr>
+        <w:rPr>
+          <w:sz w:val="24"/>
+        </w:rPr>
+      </w:pPr>
+    </w:p>
+    <w:p>
+      <w:pPr>
+        <w:rPr>
+          <w:sz w:val="24"/>
+        </w:rPr>
+      </w:pPr>
+      <w:r>
+        <w:rPr>
+          <w:sz w:val="24"/>
+        </w:rPr>
+        <w:t xml:space="preserve">private void </w:t>
+      </w:r>
+      <w:proofErr w:type="spellStart"/>
+      <w:proofErr w:type="gramStart"/>
+      <w:r>
+        <w:rPr>
+          <w:sz w:val="24"/>
+        </w:rPr>
+        <w:t>OnDestroy</w:t>
+      </w:r>
+      <w:proofErr w:type="spellEnd"/>
+      <w:r>
+        <w:rPr>
+          <w:sz w:val="24"/>
+        </w:rPr>
+        <w:t>(</w:t>
+      </w:r>
+      <w:proofErr w:type="gramEnd"/>
+      <w:r>
+        <w:rPr>
+          <w:sz w:val="24"/>
+        </w:rPr>
+        <w:t>)</w:t>
+      </w:r>
+    </w:p>
+    <w:p>
+      <w:pPr>
+        <w:rPr>
+          <w:sz w:val="24"/>
+        </w:rPr>
+      </w:pPr>
+      <w:r>
+        <w:rPr>
+          <w:rFonts w:hint="eastAsia"/>
+          <w:sz w:val="24"/>
+        </w:rPr>
+        <w:t>{</w:t>
+      </w:r>
+      <w:r>
+        <w:rPr>
+          <w:sz w:val="24"/>
+        </w:rPr>
+        <w:br/>
+      </w:r>
+      <w:r>
+        <w:rPr>
+          <w:sz w:val="24"/>
+        </w:rPr>
+        <w:tab/>
+      </w:r>
+      <w:proofErr w:type="spellStart"/>
+      <w:proofErr w:type="gramStart"/>
+      <w:r>
+        <w:rPr>
+          <w:sz w:val="24"/>
+        </w:rPr>
+        <w:t>inputActions</w:t>
+      </w:r>
+      <w:proofErr w:type="spellEnd"/>
+      <w:r>
+        <w:rPr>
+          <w:sz w:val="24"/>
+        </w:rPr>
+        <w:t>?.</w:t>
+      </w:r>
+      <w:proofErr w:type="gramEnd"/>
+      <w:r>
+        <w:rPr>
+          <w:sz w:val="24"/>
+        </w:rPr>
+        <w:t>Dispose();</w:t>
+      </w:r>
+      <w:r>
+        <w:rPr>
+          <w:sz w:val="24"/>
+        </w:rPr>
+        <w:tab/>
+        <w:t>//</w:t>
+      </w:r>
+      <w:r>
+        <w:rPr>
+          <w:rFonts w:hint="eastAsia"/>
+          <w:sz w:val="24"/>
+        </w:rPr>
+        <w:t>与委托</w:t>
+      </w:r>
+      <w:r>
+        <w:rPr>
+          <w:rFonts w:hint="eastAsia"/>
+          <w:sz w:val="24"/>
+        </w:rPr>
+        <w:t>/</w:t>
+      </w:r>
+      <w:r>
+        <w:rPr>
+          <w:rFonts w:hint="eastAsia"/>
+          <w:sz w:val="24"/>
+        </w:rPr>
+        <w:t>事件类似，释放所有资源，防止内存泄露</w:t>
+      </w:r>
+    </w:p>
+    <w:p>
+      <w:pPr>
+        <w:rPr>
+          <w:sz w:val="24"/>
+        </w:rPr>
+      </w:pPr>
+      <w:r>
+        <w:rPr>
+          <w:rFonts w:hint="eastAsia"/>
+          <w:sz w:val="24"/>
+        </w:rPr>
+        <w:t>}</w:t>
+      </w:r>
+    </w:p>
+    <w:p>
+      <w:pPr>
+        <w:rPr>
+          <w:sz w:val="24"/>
+        </w:rPr>
+      </w:pPr>
+    </w:p>
+    <w:p>
+      <w:pPr>
+        <w:rPr>
+          <w:sz w:val="24"/>
+        </w:rPr>
+      </w:pPr>
+      <w:r>
+        <w:rPr>
+          <w:rFonts w:hint="eastAsia"/>
+          <w:sz w:val="24"/>
+        </w:rPr>
+        <w:lastRenderedPageBreak/>
+        <w:t>p</w:t>
+      </w:r>
+      <w:r>
+        <w:rPr>
+          <w:sz w:val="24"/>
+        </w:rPr>
+        <w:t xml:space="preserve">rivate void </w:t>
+      </w:r>
+      <w:proofErr w:type="spellStart"/>
+      <w:r>
+        <w:rPr>
+          <w:sz w:val="24"/>
+        </w:rPr>
+        <w:t>FixedUpdate</w:t>
+      </w:r>
+      <w:proofErr w:type="spellEnd"/>
+      <w:r>
+        <w:rPr>
+          <w:sz w:val="24"/>
+        </w:rPr>
+        <w:t>/Update/</w:t>
+      </w:r>
+      <w:proofErr w:type="spellStart"/>
+      <w:proofErr w:type="gramStart"/>
+      <w:r>
+        <w:rPr>
+          <w:sz w:val="24"/>
+        </w:rPr>
+        <w:t>LateUpdate</w:t>
+      </w:r>
+      <w:proofErr w:type="spellEnd"/>
+      <w:r>
+        <w:rPr>
+          <w:sz w:val="24"/>
+        </w:rPr>
+        <w:t>(</w:t>
+      </w:r>
+      <w:proofErr w:type="gramEnd"/>
+      <w:r>
+        <w:rPr>
+          <w:sz w:val="24"/>
+        </w:rPr>
+        <w:t>)</w:t>
+      </w:r>
+    </w:p>
+    <w:p>
+      <w:pPr>
+        <w:rPr>
+          <w:sz w:val="24"/>
+        </w:rPr>
+      </w:pPr>
+      <w:r>
+        <w:rPr>
+          <w:rFonts w:hint="eastAsia"/>
+          <w:sz w:val="24"/>
+        </w:rPr>
+        <w:t>{</w:t>
+      </w:r>
+      <w:r>
+        <w:rPr>
+          <w:sz w:val="24"/>
+        </w:rPr>
+        <w:br/>
+      </w:r>
+      <w:r>
+        <w:rPr>
+          <w:sz w:val="24"/>
+        </w:rPr>
+        <w:tab/>
+      </w:r>
+      <w:proofErr w:type="spellStart"/>
+      <w:r>
+        <w:rPr>
+          <w:sz w:val="24"/>
+        </w:rPr>
+        <w:t>M</w:t>
+      </w:r>
+      <w:r>
+        <w:rPr>
+          <w:sz w:val="24"/>
+        </w:rPr>
+        <w:t>oveInput</w:t>
+      </w:r>
+      <w:proofErr w:type="spellEnd"/>
+      <w:r>
+        <w:rPr>
+          <w:sz w:val="24"/>
+        </w:rPr>
+        <w:t xml:space="preserve"> =</w:t>
+      </w:r>
+      <w:r>
+        <w:rPr>
+          <w:sz w:val="24"/>
+        </w:rPr>
+        <w:t xml:space="preserve"> </w:t>
+      </w:r>
+      <w:proofErr w:type="spellStart"/>
+      <w:proofErr w:type="gramStart"/>
+      <w:r>
+        <w:rPr>
+          <w:sz w:val="24"/>
+        </w:rPr>
+        <w:t>inputActions.ActionMapName.Move.ReadValue</w:t>
+      </w:r>
+      <w:proofErr w:type="spellEnd"/>
+      <w:proofErr w:type="gramEnd"/>
+      <w:r>
+        <w:rPr>
+          <w:sz w:val="24"/>
+        </w:rPr>
+        <w:t>&lt;Vector2&gt;();</w:t>
+      </w:r>
+    </w:p>
+    <w:p>
+      <w:pPr>
+        <w:rPr>
+          <w:sz w:val="24"/>
+        </w:rPr>
+      </w:pPr>
+      <w:r>
+        <w:rPr>
+          <w:rFonts w:hint="eastAsia"/>
+          <w:sz w:val="24"/>
+        </w:rPr>
+        <w:t>}</w:t>
+      </w:r>
+    </w:p>
+    <w:p>
+      <w:pPr>
+        <w:rPr>
+          <w:sz w:val="24"/>
+        </w:rPr>
+      </w:pPr>
+    </w:p>
+    <w:p>
+      <w:pPr>
+        <w:rPr>
+          <w:sz w:val="24"/>
+        </w:rPr>
+      </w:pPr>
+      <w:r>
+        <w:rPr>
+          <w:rFonts w:hint="eastAsia"/>
+          <w:sz w:val="24"/>
+        </w:rPr>
+        <w:t>p</w:t>
+      </w:r>
+      <w:r>
+        <w:rPr>
+          <w:sz w:val="24"/>
+        </w:rPr>
+        <w:t xml:space="preserve">rivate void </w:t>
+      </w:r>
+      <w:proofErr w:type="spellStart"/>
+      <w:proofErr w:type="gramStart"/>
+      <w:r>
+        <w:rPr>
+          <w:sz w:val="24"/>
+        </w:rPr>
+        <w:t>OnJump</w:t>
+      </w:r>
+      <w:proofErr w:type="spellEnd"/>
+      <w:r>
+        <w:rPr>
+          <w:sz w:val="24"/>
+        </w:rPr>
+        <w:t>(</w:t>
+      </w:r>
+      <w:proofErr w:type="spellStart"/>
+      <w:proofErr w:type="gramEnd"/>
+      <w:r>
+        <w:rPr>
+          <w:sz w:val="24"/>
+        </w:rPr>
+        <w:t>InputAction.CallbackContext</w:t>
+      </w:r>
+      <w:proofErr w:type="spellEnd"/>
+      <w:r>
+        <w:rPr>
+          <w:sz w:val="24"/>
+        </w:rPr>
+        <w:t xml:space="preserve"> context)</w:t>
+      </w:r>
+    </w:p>
+    <w:p>
+      <w:pPr>
+        <w:rPr>
+          <w:sz w:val="24"/>
+        </w:rPr>
+      </w:pPr>
+      <w:r>
+        <w:rPr>
+          <w:rFonts w:hint="eastAsia"/>
+          <w:sz w:val="24"/>
+        </w:rPr>
+        <w:t>{</w:t>
+      </w:r>
+    </w:p>
+    <w:p>
+      <w:pPr>
+        <w:rPr>
+          <w:sz w:val="24"/>
+        </w:rPr>
+      </w:pPr>
+      <w:r>
+        <w:rPr>
+          <w:sz w:val="24"/>
+        </w:rPr>
+        <w:tab/>
+      </w:r>
+      <w:proofErr w:type="spellStart"/>
+      <w:r>
+        <w:rPr>
+          <w:sz w:val="24"/>
+        </w:rPr>
+        <w:t>JumpPressed</w:t>
+      </w:r>
+      <w:proofErr w:type="spellEnd"/>
+      <w:r>
+        <w:rPr>
+          <w:sz w:val="24"/>
+        </w:rPr>
+        <w:t xml:space="preserve"> = true;</w:t>
+      </w:r>
+    </w:p>
+    <w:p>
+      <w:pPr>
+        <w:rPr>
+          <w:sz w:val="24"/>
+        </w:rPr>
+      </w:pPr>
+      <w:r>
+        <w:rPr>
+          <w:rFonts w:hint="eastAsia"/>
+          <w:sz w:val="24"/>
+        </w:rPr>
+        <w:t>}</w:t>
+      </w:r>
+      <w:r>
+        <w:rPr>
+          <w:sz w:val="24"/>
+        </w:rPr>
+        <w:t>//</w:t>
+      </w:r>
+      <w:r>
+        <w:rPr>
+          <w:sz w:val="24"/>
+        </w:rPr>
+        <w:t xml:space="preserve"> </w:t>
+      </w:r>
+      <w:proofErr w:type="spellStart"/>
+      <w:r>
+        <w:rPr>
+          <w:sz w:val="24"/>
+        </w:rPr>
+        <w:t>InputAction.CallbackContext</w:t>
+      </w:r>
+      <w:proofErr w:type="spellEnd"/>
+      <w:r>
+        <w:rPr>
+          <w:sz w:val="24"/>
+        </w:rPr>
+        <w:t>-</w:t>
+      </w:r>
+      <w:r>
+        <w:rPr>
+          <w:sz w:val="24"/>
+        </w:rPr>
+        <w:t>Unity</w:t>
+      </w:r>
+      <w:r>
+        <w:rPr>
+          <w:rFonts w:hint="eastAsia"/>
+          <w:sz w:val="24"/>
+        </w:rPr>
+        <w:t>传递</w:t>
+      </w:r>
+      <w:proofErr w:type="gramStart"/>
+      <w:r>
+        <w:rPr>
+          <w:rFonts w:hint="eastAsia"/>
+          <w:sz w:val="24"/>
+        </w:rPr>
+        <w:t>给事件</w:t>
+      </w:r>
+      <w:proofErr w:type="gramEnd"/>
+      <w:r>
+        <w:rPr>
+          <w:rFonts w:hint="eastAsia"/>
+          <w:sz w:val="24"/>
+        </w:rPr>
+        <w:t>的的回调参数，是一个结构体，包含输入的完整上下文信息，具体内容不详述</w:t>
+      </w:r>
+    </w:p>
+    <w:p>
+      <w:pPr>
+        <w:rPr>
+          <w:sz w:val="24"/>
+        </w:rPr>
+      </w:pPr>
+    </w:p>
+    <w:p>
+      <w:pPr>
+        <w:rPr>
+          <w:sz w:val="24"/>
+        </w:rPr>
+      </w:pPr>
+      <w:r>
+        <w:rPr>
+          <w:rFonts w:hint="eastAsia"/>
+          <w:sz w:val="24"/>
+        </w:rPr>
+        <w:t>public</w:t>
+      </w:r>
+      <w:r>
+        <w:rPr>
+          <w:sz w:val="24"/>
+        </w:rPr>
+        <w:t xml:space="preserve"> bool </w:t>
+      </w:r>
+      <w:proofErr w:type="spellStart"/>
+      <w:proofErr w:type="gramStart"/>
+      <w:r>
+        <w:rPr>
+          <w:sz w:val="24"/>
+        </w:rPr>
+        <w:t>ConsumeJumpPressed</w:t>
+      </w:r>
+      <w:proofErr w:type="spellEnd"/>
+      <w:r>
+        <w:rPr>
+          <w:sz w:val="24"/>
+        </w:rPr>
+        <w:t>(</w:t>
+      </w:r>
+      <w:proofErr w:type="gramEnd"/>
+      <w:r>
+        <w:rPr>
+          <w:sz w:val="24"/>
+        </w:rPr>
+        <w:t>)</w:t>
+      </w:r>
+    </w:p>
+    <w:p>
+      <w:pPr>
+        <w:rPr>
+          <w:sz w:val="24"/>
+        </w:rPr>
+      </w:pPr>
+      <w:r>
+        <w:rPr>
+          <w:rFonts w:hint="eastAsia"/>
+          <w:sz w:val="24"/>
+        </w:rPr>
+        <w:t>{</w:t>
+      </w:r>
+    </w:p>
+    <w:p>
+      <w:pPr>
+        <w:rPr>
+          <w:sz w:val="24"/>
+        </w:rPr>
+      </w:pPr>
+      <w:r>
+        <w:rPr>
+          <w:sz w:val="24"/>
+        </w:rPr>
+        <w:tab/>
+        <w:t xml:space="preserve">if </w:t>
+      </w:r>
+      <w:proofErr w:type="gramStart"/>
+      <w:r>
+        <w:rPr>
+          <w:sz w:val="24"/>
+        </w:rPr>
+        <w:t>(!</w:t>
+      </w:r>
+      <w:proofErr w:type="spellStart"/>
+      <w:r>
+        <w:rPr>
+          <w:sz w:val="24"/>
+        </w:rPr>
+        <w:t>JumpPressed</w:t>
+      </w:r>
+      <w:proofErr w:type="spellEnd"/>
+      <w:proofErr w:type="gramEnd"/>
+      <w:r>
+        <w:rPr>
+          <w:sz w:val="24"/>
+        </w:rPr>
+        <w:t>) return false;</w:t>
+      </w:r>
+    </w:p>
+    <w:p>
+      <w:pPr>
+        <w:rPr>
+          <w:sz w:val="24"/>
+        </w:rPr>
+      </w:pPr>
+      <w:r>
+        <w:rPr>
+          <w:sz w:val="24"/>
+        </w:rPr>
+        <w:tab/>
+      </w:r>
+      <w:proofErr w:type="spellStart"/>
+      <w:r>
+        <w:rPr>
+          <w:sz w:val="24"/>
+        </w:rPr>
+        <w:t>JumpPressed</w:t>
+      </w:r>
+      <w:proofErr w:type="spellEnd"/>
+      <w:r>
+        <w:rPr>
+          <w:sz w:val="24"/>
+        </w:rPr>
+        <w:t xml:space="preserve"> = false;</w:t>
+      </w:r>
+    </w:p>
+    <w:p>
+      <w:pPr>
+        <w:rPr>
+          <w:sz w:val="24"/>
+        </w:rPr>
+      </w:pPr>
+      <w:r>
+        <w:rPr>
+          <w:sz w:val="24"/>
+        </w:rPr>
+        <w:tab/>
+        <w:t>return true;</w:t>
+      </w:r>
+    </w:p>
+    <w:p>
+      <w:pPr>
+        <w:rPr>
+          <w:sz w:val="24"/>
+        </w:rPr>
+      </w:pPr>
+      <w:r>
+        <w:rPr>
+          <w:rFonts w:hint="eastAsia"/>
+          <w:sz w:val="24"/>
+        </w:rPr>
+        <w:t>}</w:t>
+      </w:r>
+      <w:r>
+        <w:rPr>
+          <w:rFonts w:hint="eastAsia"/>
+          <w:sz w:val="24"/>
+        </w:rPr>
+        <w:t>//</w:t>
+      </w:r>
+      <w:r>
+        <w:rPr>
+          <w:rFonts w:hint="eastAsia"/>
+          <w:sz w:val="24"/>
+        </w:rPr>
+        <w:t>用于外部</w:t>
+      </w:r>
+      <w:r>
+        <w:rPr>
+          <w:rFonts w:hint="eastAsia"/>
+          <w:sz w:val="24"/>
+        </w:rPr>
+        <w:t>调用并消耗，演示，</w:t>
+      </w:r>
+      <w:r>
+        <w:rPr>
+          <w:rFonts w:hint="eastAsia"/>
+          <w:sz w:val="24"/>
+        </w:rPr>
+        <w:t>若</w:t>
+      </w:r>
+      <w:r>
+        <w:rPr>
+          <w:rFonts w:hint="eastAsia"/>
+          <w:sz w:val="24"/>
+        </w:rPr>
+        <w:t>实际使用要</w:t>
+      </w:r>
+      <w:r>
+        <w:rPr>
+          <w:rFonts w:hint="eastAsia"/>
+          <w:sz w:val="24"/>
+        </w:rPr>
+        <w:t>考虑跳跃预输入和土狼时间以优化手感</w:t>
+      </w:r>
+    </w:p>
+    <w:p/>
+    <w:p/>
     <w:sectPr>
       <w:pgSz w:w="11906" w:h="16838"/>
       <w:pgMar w:top="1440" w:right="1800" w:bottom="1440" w:left="1800" w:header="851" w:footer="992" w:gutter="0"/>
